--- a/workspace-NEresearcher/reports/ne-weekly/行业商机周报_新能源_20260522.docx
+++ b/workspace-NEresearcher/reports/ne-weekly/行业商机周报_新能源_20260522.docx
@@ -4,34 +4,46 @@
   <w:body>
     <w:p>
       <w:pPr>
-        <w:pStyle w:val="Title"/>
+        <w:spacing w:before="800"/>
         <w:jc w:val="center"/>
       </w:pPr>
       <w:r>
         <w:rPr>
           <w:rFonts w:ascii="华文楷体" w:hAnsi="华文楷体" w:eastAsia="华文楷体"/>
+          <w:b/>
+          <w:color w:val="1A568E"/>
+          <w:sz w:val="48"/>
         </w:rPr>
         <w:t>新能源行业商机周报</w:t>
       </w:r>
     </w:p>
     <w:p>
+      <w:pPr>
+        <w:jc w:val="center"/>
+      </w:pPr>
       <w:r>
         <w:rPr>
           <w:rFonts w:ascii="华文楷体" w:hAnsi="华文楷体" w:eastAsia="华文楷体"/>
-          <w:sz w:val="24"/>
+          <w:color w:val="666666"/>
+          <w:sz w:val="26"/>
         </w:rPr>
-        <w:t>覆盖周期：2026.05.16-2026.05.22</w:t>
+        <w:t>覆盖周期：2026年5月16日 - 5月22日</w:t>
       </w:r>
     </w:p>
     <w:p>
+      <w:pPr>
+        <w:jc w:val="center"/>
+      </w:pPr>
       <w:r>
         <w:rPr>
           <w:rFonts w:ascii="华文楷体" w:hAnsi="华文楷体" w:eastAsia="华文楷体"/>
-          <w:sz w:val="24"/>
+          <w:color w:val="888888"/>
+          <w:sz w:val="22"/>
         </w:rPr>
-        <w:t>资料来源：国家发展改革委、国家能源局、新华社、财联社、36氪、证券时报/新浪财经、中国能源报/人民日报转载、行业垂直媒体、上市公司公开资料、企业官网及公开招股/年报资料等。</w:t>
+        <w:t>平安银行杭州分行 - 首席行业分析师</w:t>
       </w:r>
     </w:p>
+    <w:p/>
     <w:p>
       <w:pPr>
         <w:pStyle w:val="Heading1"/>
@@ -39,6 +51,9 @@
       <w:r>
         <w:rPr>
           <w:rFonts w:ascii="华文楷体" w:hAnsi="华文楷体" w:eastAsia="华文楷体"/>
+          <w:b/>
+          <w:color w:val="1A568E"/>
+          <w:sz w:val="40"/>
         </w:rPr>
         <w:t>一、行业动态与发展总结</w:t>
       </w:r>
@@ -50,6 +65,9 @@
       <w:r>
         <w:rPr>
           <w:rFonts w:ascii="华文楷体" w:hAnsi="华文楷体" w:eastAsia="华文楷体"/>
+          <w:b/>
+          <w:color w:val="2C3E50"/>
+          <w:sz w:val="30"/>
         </w:rPr>
         <w:t>1. 近期政策变动</w:t>
       </w:r>
@@ -58,27 +76,149 @@
       <w:r>
         <w:rPr>
           <w:rFonts w:ascii="华文楷体" w:hAnsi="华文楷体" w:eastAsia="华文楷体"/>
-          <w:sz w:val="24"/>
+          <w:color w:val="333333"/>
+          <w:sz w:val="22"/>
         </w:rPr>
-        <w:t>本周最重要的政策信号是国家发展改革委、国家能源局发布《关于有序推动多用户绿电直连发展有关事项的通知》（发改能源〔2026〕688号）。政策将绿电直连从单一用户扩展至多用户场景，明确可由用户、新能源企业、政府合资平台或第三方平台作为主责单位，统筹连接线路、变电设施、储能、运营平台、市场交易和电费结算。项目按照“以荷定源”组织，年自发自用电量占总可用发电量比例原则上不低于60%，占总用电量比例不低于30%，2030年前不低于35%；分布式光伏可通过集中汇流方式参与多用户绿电直连，优先支持算力设施、绿色氢氨醇等新兴产业和未来产业。</w:t>
+        <w:t>本周新能源领域迎来三项重大政策发布，涉及绿电交易机制、储能产业顶层设计和分布式光伏并网管理改革。</w:t>
       </w:r>
     </w:p>
     <w:p>
       <w:r>
         <w:rPr>
           <w:rFonts w:ascii="华文楷体" w:hAnsi="华文楷体" w:eastAsia="华文楷体"/>
-          <w:sz w:val="24"/>
+          <w:b/>
+          <w:color w:val="333333"/>
+          <w:sz w:val="22"/>
         </w:rPr>
-        <w:t>同时，国家层面继续强调全国统一大市场建设、绿色经济合作、生态综合补偿机制建设。APEC贸易部长会议聚焦绿色经济，意味着新能源装备、储能系统、充换电设备、绿色制造相关企业仍处于政策支持和外贸合作双重窗口期。</w:t>
+        <w:t>（1）多用户绿电直连政策发布（发改能源〔2026〕688号）</w:t>
       </w:r>
     </w:p>
     <w:p>
       <w:r>
         <w:rPr>
           <w:rFonts w:ascii="华文楷体" w:hAnsi="华文楷体" w:eastAsia="华文楷体"/>
-          <w:sz w:val="24"/>
+          <w:color w:val="333333"/>
+          <w:sz w:val="22"/>
         </w:rPr>
-        <w:t>综合影响闭环： 绿电直连把“新能源电站—园区负荷—储能—运营平台”连接成可融资的项目组合。对企业而言，园区低碳用能、算力中心绿电采购、工商业储能配置和综合能源服务将形成新增投资；对银行而言，机会集中在项目贷款、科技创新和技术更新改造再贷款、银团融资、平安租赁、票据/保理、数字财资和跨境结算。客户经理应优先寻找具备园区资源、分布式光伏开发能力、储能系统集成能力和核心用电客户资源的主体。</w:t>
+        <w:t>5月20日，国家发改委、国家能源局联合发布《关于有序推动多用户绿电直连发展有关事项的通知》。该政策是2025年"单用户绿电直连"政策的重大升级，核心要点如下：</w:t>
+      </w:r>
+    </w:p>
+    <w:p>
+      <w:pPr>
+        <w:pStyle w:val="ListBullet"/>
+      </w:pPr>
+      <w:r>
+        <w:rPr>
+          <w:rFonts w:ascii="华文楷体" w:hAnsi="华文楷体" w:eastAsia="华文楷体"/>
+          <w:color w:val="333333"/>
+          <w:sz w:val="22"/>
+        </w:rPr>
+        <w:t>适用范围：工业园区、零碳园区、增量配电网，以及有绿电消费比例要求的企业、重点用能企业、出口外向型企业等。优先支持算力设施、绿色氢氨醇等新兴产业。</w:t>
+      </w:r>
+    </w:p>
+    <w:p>
+      <w:pPr>
+        <w:pStyle w:val="ListBullet"/>
+      </w:pPr>
+      <w:r>
+        <w:rPr>
+          <w:rFonts w:ascii="华文楷体" w:hAnsi="华文楷体" w:eastAsia="华文楷体"/>
+          <w:color w:val="333333"/>
+          <w:sz w:val="22"/>
+        </w:rPr>
+        <w:t>"以荷定源"原则：年自发自用电量占总可用发电量比例不低于60%，占总用电量比例不低于30%（2030年前不低于35%）。</w:t>
+      </w:r>
+    </w:p>
+    <w:p>
+      <w:pPr>
+        <w:pStyle w:val="ListBullet"/>
+      </w:pPr>
+      <w:r>
+        <w:rPr>
+          <w:rFonts w:ascii="华文楷体" w:hAnsi="华文楷体" w:eastAsia="华文楷体"/>
+          <w:color w:val="333333"/>
+          <w:sz w:val="22"/>
+        </w:rPr>
+        <w:t>并网约束：年上网电量不超过总可用发电量的20%，新能源弃电不纳入利用率统计。</w:t>
+      </w:r>
+    </w:p>
+    <w:p>
+      <w:pPr>
+        <w:pStyle w:val="ListBullet"/>
+      </w:pPr>
+      <w:r>
+        <w:rPr>
+          <w:rFonts w:ascii="华文楷体" w:hAnsi="华文楷体" w:eastAsia="华文楷体"/>
+          <w:color w:val="333333"/>
+          <w:sz w:val="22"/>
+        </w:rPr>
+        <w:t>价格机制：公平承担输配电费、系统运行费、政策性交叉补贴等费用。</w:t>
+      </w:r>
+    </w:p>
+    <w:p>
+      <w:pPr>
+        <w:pStyle w:val="ListBullet"/>
+      </w:pPr>
+      <w:r>
+        <w:rPr>
+          <w:rFonts w:ascii="华文楷体" w:hAnsi="华文楷体" w:eastAsia="华文楷体"/>
+          <w:color w:val="333333"/>
+          <w:sz w:val="22"/>
+        </w:rPr>
+        <w:t>储能从"选配"变"必配"：配套行动方案明确，AI数据中心等算力设施对供电可靠性要求超99.99%，必须配置储能系统。</w:t>
+      </w:r>
+    </w:p>
+    <w:p>
+      <w:r>
+        <w:rPr>
+          <w:rFonts w:ascii="华文楷体" w:hAnsi="华文楷体" w:eastAsia="华文楷体"/>
+          <w:b/>
+          <w:color w:val="333333"/>
+          <w:sz w:val="22"/>
+        </w:rPr>
+        <w:t>（2）"十五五"新型储能发展实施方案已编制完成</w:t>
+      </w:r>
+    </w:p>
+    <w:p>
+      <w:r>
+        <w:rPr>
+          <w:rFonts w:ascii="华文楷体" w:hAnsi="华文楷体" w:eastAsia="华文楷体"/>
+          <w:color w:val="333333"/>
+          <w:sz w:val="22"/>
+        </w:rPr>
+        <w:t>5月22日，财联社报道，"十五五"新型储能发展实施方案已编制完成，正在内部征求意见，待征求完毕后发布。新型储能已被列入"十五五"时期国家战略性新兴产业。此前国家能源局在1月明确表示将健全完善新型储能政策管理体系，持续深化技术产业创新，大力推动新型储能高质量发展。</w:t>
+      </w:r>
+    </w:p>
+    <w:p>
+      <w:r>
+        <w:rPr>
+          <w:rFonts w:ascii="华文楷体" w:hAnsi="华文楷体" w:eastAsia="华文楷体"/>
+          <w:b/>
+          <w:color w:val="333333"/>
+          <w:sz w:val="22"/>
+        </w:rPr>
+        <w:t>（3）分布式光伏并网管理改革：取消"80%红线"</w:t>
+      </w:r>
+    </w:p>
+    <w:p>
+      <w:r>
+        <w:rPr>
+          <w:rFonts w:ascii="华文楷体" w:hAnsi="华文楷体" w:eastAsia="华文楷体"/>
+          <w:color w:val="333333"/>
+          <w:sz w:val="22"/>
+        </w:rPr>
+        <w:t>国家能源局发布光伏并网管理新政，自2026年6月18日起取消硬性80%红线限制，推行三色分区动态管理。分布式光伏接入条件将显著放宽，有利于分布式光伏项目加速落地。</w:t>
+      </w:r>
+    </w:p>
+    <w:p>
+      <w:r>
+        <w:rPr>
+          <w:rFonts w:ascii="华文楷体" w:hAnsi="华文楷体" w:eastAsia="华文楷体"/>
+          <w:b/>
+          <w:color w:val="333333"/>
+          <w:sz w:val="22"/>
+        </w:rPr>
+        <w:t>综合影响闭环：三项政策叠加，意味着储能产业将从"新能源配储"单轮驱动，升级为"新能源配储+算力配储+十五五政策刚性"三轮驱动。对银行而言，储能系统集成商、储能电芯企业、工商业储能投资运营商将迎来密集融资需求，涵盖项目贷款、设备融资、供应链金融和跨境结算等场景。分布式光伏放宽后，逆变器、储能变流器、微电网设备企业将获得新增订单。</w:t>
       </w:r>
     </w:p>
     <w:p>
@@ -88,6 +228,9 @@
       <w:r>
         <w:rPr>
           <w:rFonts w:ascii="华文楷体" w:hAnsi="华文楷体" w:eastAsia="华文楷体"/>
+          <w:b/>
+          <w:color w:val="2C3E50"/>
+          <w:sz w:val="30"/>
         </w:rPr>
         <w:t>2. 政府规划与产业方向</w:t>
       </w:r>
@@ -96,18 +239,30 @@
       <w:r>
         <w:rPr>
           <w:rFonts w:ascii="华文楷体" w:hAnsi="华文楷体" w:eastAsia="华文楷体"/>
-          <w:sz w:val="24"/>
+          <w:color w:val="333333"/>
+          <w:sz w:val="22"/>
         </w:rPr>
-        <w:t>国家产业方向继续围绕新型电力系统、源网荷储协同、绿色制造、设备更新和硬科技扩产展开。688号文把多用户绿电直连制度化，实质上为零碳园区、绿色工厂、算力设施、绿色氢氨醇和分布式新能源消纳提供了政策底座。国家级规划不再只鼓励单点新能源装机，而是要求电源、负荷、储能和交易机制协同，具备“项目组织能力+运营平台能力”的企业价值上升。</w:t>
+        <w:t>30省/市"十五五"能源规划密集出台，全国规划新增风、光装机超931GW。多个省份将储能列为重点支撑产业，推动"新能源+储能+氢能"协同发展。国家级大型风光基地加快布局，同时鼓励"新能源+生态修复"等融合发展模式。</w:t>
       </w:r>
     </w:p>
     <w:p>
       <w:r>
         <w:rPr>
           <w:rFonts w:ascii="华文楷体" w:hAnsi="华文楷体" w:eastAsia="华文楷体"/>
-          <w:sz w:val="24"/>
+          <w:color w:val="333333"/>
+          <w:sz w:val="22"/>
         </w:rPr>
-        <w:t>资本市场方面，A股年初以来新能源、AI算力产业链和半导体仍是高端扩产的集中方向，现金流充裕的龙头更多使用自有资金，硬科技企业则更多使用定增、港股/A+H、债券等工具补充资本开支。银行应把“扩产资金来源、订单确定性、存货和应收账款周转”作为授信前置判断。</w:t>
+        <w:t>氢能产业链规划提速，多省明确以工业园区和新能源基地为重点，形成工业副产制氢和可再生能源制氢为主的氢能供应体系，探索氢氨醇全产业链发展。</w:t>
+      </w:r>
+    </w:p>
+    <w:p>
+      <w:r>
+        <w:rPr>
+          <w:rFonts w:ascii="华文楷体" w:hAnsi="华文楷体" w:eastAsia="华文楷体"/>
+          <w:color w:val="333333"/>
+          <w:sz w:val="22"/>
+        </w:rPr>
+        <w:t>太空光伏和天基计算成为新方向。国家航天局推进商业航天高质量发展行动计划（2025-2027年）明确到2027年基本实现商业航天高质量发展。全球首颗光计算卫星研制正式启动，光伏从地面能源走向轨道能源体系，打开远期成长空间。</w:t>
       </w:r>
     </w:p>
     <w:p>
@@ -117,6 +272,9 @@
       <w:r>
         <w:rPr>
           <w:rFonts w:ascii="华文楷体" w:hAnsi="华文楷体" w:eastAsia="华文楷体"/>
+          <w:b/>
+          <w:color w:val="2C3E50"/>
+          <w:sz w:val="30"/>
         </w:rPr>
         <w:t>3. 行业发展趋势</w:t>
       </w:r>
@@ -125,18 +283,40 @@
       <w:r>
         <w:rPr>
           <w:rFonts w:ascii="华文楷体" w:hAnsi="华文楷体" w:eastAsia="华文楷体"/>
-          <w:sz w:val="24"/>
+          <w:color w:val="333333"/>
+          <w:sz w:val="22"/>
         </w:rPr>
-        <w:t>新能源行业整体处于“总量增长、结构分化、低端出清、高端扩产”的阶段。光伏制造仍承压，组件、硅片、电池片价格竞争尚未完全结束，但逆变器、微逆、储能PCS、工商业储能和海外渠道企业更具结构性机会。储能景气度明显回升，头部电芯企业订单排期延长，大容量电芯、钠离子电池、AIDC储能解决方案成为展会和订单主线。风电方面，海上风电和海外风电建设节奏提升，整机、塔筒、海工装备和运维服务机会较强。氢能仍处于示范向商业化过渡阶段，电解槽、燃料电池和加氢站具备政策关注度，但项目现金流和补贴依赖仍需审慎。</w:t>
+        <w:t>行业处于分化调整向结构性增长过渡阶段。</w:t>
       </w:r>
     </w:p>
     <w:p>
       <w:r>
         <w:rPr>
           <w:rFonts w:ascii="华文楷体" w:hAnsi="华文楷体" w:eastAsia="华文楷体"/>
-          <w:sz w:val="24"/>
+          <w:color w:val="333333"/>
+          <w:sz w:val="22"/>
         </w:rPr>
-        <w:t>银行关注重点应从“泛新能源”转向四类企业：一是有真实海外订单和渠道能力的逆变器/储能企业；二是切入绿电直连、零碳园区、工商业储能的系统集成商；三是具备核心客户的风电、光伏、锂电设备供应商；四是现金流健康、可带动上下游批量获客的链主企业。风险上，需关注光伏低端产能过剩、锂电扩产二次过热、海外贸易壁垒、应收账款拉长和大客户集中。</w:t>
+        <w:t>光伏：2026年一季度新增并网4118.9万千瓦（集中式1961.9万，分布式2157.0万），分布式占比首次超过集中式。行业出海格局深度重构：2025年70家光伏上市公司境外收入合计3412.55亿元（同比-2.12%），连续两年下滑，核心原因是"量增价减"。组件赛道境外收入同比下滑16.53%，而逆变器出海同比大增39.85%。阳光电源以539.92亿元境外收入登顶，增量主要来自储能业务（同比+49.39%），储能业务已正式取代逆变器成为其第一大核心业务。</w:t>
+      </w:r>
+    </w:p>
+    <w:p>
+      <w:r>
+        <w:rPr>
+          <w:rFonts w:ascii="华文楷体" w:hAnsi="华文楷体" w:eastAsia="华文楷体"/>
+          <w:color w:val="333333"/>
+          <w:sz w:val="22"/>
+        </w:rPr>
+        <w:t>储能：动力电池产能过剩（2024年国内产能超2000GWh，产量不足900GWh，利用率低于50%），倒逼电池厂转向储能。瑞浦兰钧储能营收占比飙升至55.7%，首次超过动力电池；亿纬锂能储能占比增至39.76%。2小时储能系统EPC成本降至1043.82元/kWh（同比-13%），海外市场工商业储能毛利率达25%以上。动力电池工厂连夜改产储能，已成为行业确定性趋势。</w:t>
+      </w:r>
+    </w:p>
+    <w:p>
+      <w:r>
+        <w:rPr>
+          <w:rFonts w:ascii="华文楷体" w:hAnsi="华文楷体" w:eastAsia="华文楷体"/>
+          <w:color w:val="333333"/>
+          <w:sz w:val="22"/>
+        </w:rPr>
+        <w:t>价格：碳酸锂价格约15.7万元/吨，电芯报价升至0.38元/Wh。央国企光伏组件集采总规模达78.4GW（2026年以来），高效组件成为硬通货，BC技术路线加速渗透。</w:t>
       </w:r>
     </w:p>
     <w:p>
@@ -146,6 +326,9 @@
       <w:r>
         <w:rPr>
           <w:rFonts w:ascii="华文楷体" w:hAnsi="华文楷体" w:eastAsia="华文楷体"/>
+          <w:b/>
+          <w:color w:val="2C3E50"/>
+          <w:sz w:val="30"/>
         </w:rPr>
         <w:t>4. 上下游产业链动态</w:t>
       </w:r>
@@ -154,9 +337,40 @@
       <w:r>
         <w:rPr>
           <w:rFonts w:ascii="华文楷体" w:hAnsi="华文楷体" w:eastAsia="华文楷体"/>
-          <w:sz w:val="24"/>
+          <w:color w:val="333333"/>
+          <w:sz w:val="22"/>
         </w:rPr>
-        <w:t>上游方面，锂电材料、正负极、电解液、隔膜等环节受储能与固态/半固态电池技术迭代影响，订单结构分化；具备大客户认证和规模化降本能力的企业更容易获得融资支持。中游方面，储能电芯、PACK、PCS、BMS、系统集成和光伏逆变器是资金占用较大的环节，原材料备货、项目交付、质保保证金和应收账款都会带来短贷、票据、保理和订单融资需求。下游方面，园区、工商业用户、数据中心、充换电运营商和海外电站客户对一体化方案需求提升，适合通过核心企业做供应链金融批量获客。</w:t>
+        <w:t>上游：硅料/硅片/电池片出口结构深度调整。2025年电池片出口113GW（同比+94.8%），组件出口258GW（仅+7.9%），呈现"中国供上游、海外做组装"格局。光伏辅材、加工设备出口分别增长12.2%和25.62%。</w:t>
+      </w:r>
+    </w:p>
+    <w:p>
+      <w:r>
+        <w:rPr>
+          <w:rFonts w:ascii="华文楷体" w:hAnsi="华文楷体" w:eastAsia="华文楷体"/>
+          <w:color w:val="333333"/>
+          <w:sz w:val="22"/>
+        </w:rPr>
+        <w:t>中游：储能系统集成环节需求爆发，阳光电源、科华数能、楚能新能源等企业主导。大容量电芯（280Ah/314Ah/500Ah+）普及推动储能系统度电成本持续下降。</w:t>
+      </w:r>
+    </w:p>
+    <w:p>
+      <w:r>
+        <w:rPr>
+          <w:rFonts w:ascii="华文楷体" w:hAnsi="华文楷体" w:eastAsia="华文楷体"/>
+          <w:color w:val="333333"/>
+          <w:sz w:val="22"/>
+        </w:rPr>
+        <w:t>下游：工商业储能回本周期从5年缩短至3年以内，高电价地区甚至2年。AI算力中心电力需求激增，成为储能新增量。欧洲户用光伏配储渗透率超50%，意大利、奥地利快速跟进。</w:t>
+      </w:r>
+    </w:p>
+    <w:p>
+      <w:r>
+        <w:rPr>
+          <w:rFonts w:ascii="华文楷体" w:hAnsi="华文楷体" w:eastAsia="华文楷体"/>
+          <w:color w:val="333333"/>
+          <w:sz w:val="22"/>
+        </w:rPr>
+        <w:t>资金占用：动力电池产能过剩导致设备折旧压力加大，三元锂产线资产闲置。储能环节资金占用增加但利润空间改善，适合供应链金融和票据产品切入。</w:t>
       </w:r>
     </w:p>
     <w:p>
@@ -166,6 +380,9 @@
       <w:r>
         <w:rPr>
           <w:rFonts w:ascii="华文楷体" w:hAnsi="华文楷体" w:eastAsia="华文楷体"/>
+          <w:b/>
+          <w:color w:val="1A568E"/>
+          <w:sz w:val="40"/>
         </w:rPr>
         <w:t>二、浙江地区动态与区域机会</w:t>
       </w:r>
@@ -177,6 +394,9 @@
       <w:r>
         <w:rPr>
           <w:rFonts w:ascii="华文楷体" w:hAnsi="华文楷体" w:eastAsia="华文楷体"/>
+          <w:b/>
+          <w:color w:val="2C3E50"/>
+          <w:sz w:val="30"/>
         </w:rPr>
         <w:t>1. 浙江政策与政府规划</w:t>
       </w:r>
@@ -185,18 +405,30 @@
       <w:r>
         <w:rPr>
           <w:rFonts w:ascii="华文楷体" w:hAnsi="华文楷体" w:eastAsia="华文楷体"/>
-          <w:sz w:val="24"/>
+          <w:color w:val="333333"/>
+          <w:sz w:val="22"/>
         </w:rPr>
-        <w:t>浙江“415X”先进制造业集群在2026年继续优化升级，重点提升新能源汽车及零部件、智能物联、新材料等集群，并新增/调整未来产业赛道。浙江制造业基础强，杭州、宁波、嘉兴、绍兴、湖州等地已形成光伏逆变器、储能系统、动力电池、正极材料、风电整机与零部件、充换电设备等产业基础。国家多用户绿电直连政策落地后，浙江的工业园区、制造业集群、数据中心和高耗能绿色改造项目将更容易形成“分布式光伏+储能+园区负荷+运营平台”的组合式项目。</w:t>
+        <w:t>宁波市发布《深化制造业数字化转型行动方案（2026-2028年）》，明确提出探索"零碳工厂"和"零碳园区"建设，推广分布式光伏、低碳储能、多能互补等技术。该方案覆盖"人工智能+制造"全场景，将直接拉动本地新能源设备和服务需求。</w:t>
       </w:r>
     </w:p>
     <w:p>
       <w:r>
         <w:rPr>
           <w:rFonts w:ascii="华文楷体" w:hAnsi="华文楷体" w:eastAsia="华文楷体"/>
-          <w:sz w:val="24"/>
+          <w:color w:val="333333"/>
+          <w:sz w:val="22"/>
         </w:rPr>
-        <w:t>对本地企业的影响主要体现在三点：一是园区型客户会增加绿电、储能和能碳管理需求；二是设备更新和绿色制造会带动逆变器、储能系统、风电设备、充电桩和智慧能源平台采购；三是外贸型新能源企业对跨境结算、汇率避险和海外资金管理需求上升。</w:t>
+        <w:t>5月15日，高新技术成果产业化"创新引擎培育全国行"首站活动在宁波举办，聚焦先进制造、新材料、新一代信息技术等领域高新技术成果产业化，为供需对接和协同创新搭建平台。</w:t>
+      </w:r>
+    </w:p>
+    <w:p>
+      <w:r>
+        <w:rPr>
+          <w:rFonts w:ascii="华文楷体" w:hAnsi="华文楷体" w:eastAsia="华文楷体"/>
+          <w:color w:val="333333"/>
+          <w:sz w:val="22"/>
+        </w:rPr>
+        <w:t>浙江省"十五五"能源规划编制持续推进，预计将延续"415X"先进制造业集群中新能源相关子集群（光伏、储能、新能源汽车等）的政策支持力度。分布式光伏三色分区管理新政实施后，浙江分布式光伏接入条件将显著放宽，有利于嘉兴、湖州等分布式光伏重点区域项目落地。</w:t>
       </w:r>
     </w:p>
     <w:p>
@@ -206,6 +438,9 @@
       <w:r>
         <w:rPr>
           <w:rFonts w:ascii="华文楷体" w:hAnsi="华文楷体" w:eastAsia="华文楷体"/>
+          <w:b/>
+          <w:color w:val="2C3E50"/>
+          <w:sz w:val="30"/>
         </w:rPr>
         <w:t>2. 浙江重点产业与区域机会</w:t>
       </w:r>
@@ -214,18 +449,30 @@
       <w:r>
         <w:rPr>
           <w:rFonts w:ascii="华文楷体" w:hAnsi="华文楷体" w:eastAsia="华文楷体"/>
-          <w:sz w:val="24"/>
+          <w:color w:val="333333"/>
+          <w:sz w:val="22"/>
         </w:rPr>
-        <w:t>杭州建议重点关注储能系统、微型逆变器、动力电池、风电整机和综合能源服务；宁波建议重点关注光伏逆变器、正极材料、汽车零部件和出口型制造；嘉兴、湖州、绍兴可重点关注光伏组件配套、锂电材料、工商业储能和园区能源改造；温州、台州可关注充电设施、电气设备、汽摩配新能源化和外贸出口。</w:t>
+        <w:t>光伏产业集群：浙江拥有从硅片、电池片到组件的完整产业链。嘉兴、湖州是分布式光伏重点区域；宁波、绍兴聚集了逆变器、储能系统集成企业；温州是低压电器和光伏配套设备生产基地。</w:t>
       </w:r>
     </w:p>
     <w:p>
       <w:r>
         <w:rPr>
           <w:rFonts w:ascii="华文楷体" w:hAnsi="华文楷体" w:eastAsia="华文楷体"/>
-          <w:sz w:val="24"/>
+          <w:color w:val="333333"/>
+          <w:sz w:val="22"/>
         </w:rPr>
-        <w:t>区域扫客优先级：第一类是有海外收入或海外订单的逆变器、储能、光伏配套企业；第二类是省内链主企业及其核心供应商；第三类是园区综合能源运营商和工商业储能集成商；第四类是专精特新、小巨人、高新技术企业，尤其是订单增长但抵押不足的科技型中小企业。</w:t>
+        <w:t>储能产业：宁波、杭州聚集了一批储能电池PACK和系统集成企业。亿纬锂能在江苏启东和福建上杭新建储能基地（合计110GWh），长三角区域储能产业链配套需求将进一步释放。</w:t>
+      </w:r>
+    </w:p>
+    <w:p>
+      <w:r>
+        <w:rPr>
+          <w:rFonts w:ascii="华文楷体" w:hAnsi="华文楷体" w:eastAsia="华文楷体"/>
+          <w:color w:val="333333"/>
+          <w:sz w:val="22"/>
+        </w:rPr>
+        <w:t>区域扫客优先级：嘉兴（分布式光伏密集）、宁波（储能+逆变器+零碳园区）、杭州（算力+储能+数智化）、温州（低压电器+光伏配套）、绍兴（光伏辅材+纺织绿电改造）。</w:t>
       </w:r>
     </w:p>
     <w:p>
@@ -235,6 +482,9 @@
       <w:r>
         <w:rPr>
           <w:rFonts w:ascii="华文楷体" w:hAnsi="华文楷体" w:eastAsia="华文楷体"/>
+          <w:b/>
+          <w:color w:val="2C3E50"/>
+          <w:sz w:val="30"/>
         </w:rPr>
         <w:t>3. 浙江上下游产业链动态</w:t>
       </w:r>
@@ -243,9 +493,30 @@
       <w:r>
         <w:rPr>
           <w:rFonts w:ascii="华文楷体" w:hAnsi="华文楷体" w:eastAsia="华文楷体"/>
-          <w:sz w:val="24"/>
+          <w:color w:val="333333"/>
+          <w:sz w:val="22"/>
         </w:rPr>
-        <w:t>浙江新能源链条呈现“研发和系统集成在杭州、制造和港口外贸在宁波、配套制造在嘉湖绍台”的格局。上游材料侧，宁波正极材料和浙江锂电材料企业与头部电池厂绑定度较高，适合围绕应收账款、存货和票据做授信方案。中游制造侧，杭州、宁波的逆变器、储能系统、风电设备企业订单交付周期拉长，适合短贷、银票、国内信用证、平安租赁和科创贷。下游应用侧，园区绿电直连和工商业储能将带动项目公司、EPC、设备商和运维商资金需求，适合做项目融资+供应链金融组合。</w:t>
+        <w:t>上游：浙江的光伏辅材（胶膜、背板、边框）和低压电器企业受益于分布式光伏扩容。多用户绿电直连政策将拉动园区级储能和微电网建设需求。</w:t>
+      </w:r>
+    </w:p>
+    <w:p>
+      <w:r>
+        <w:rPr>
+          <w:rFonts w:ascii="华文楷体" w:hAnsi="华文楷体" w:eastAsia="华文楷体"/>
+          <w:color w:val="333333"/>
+          <w:sz w:val="22"/>
+        </w:rPr>
+        <w:t>中游：宁波的逆变器企业和储能集成商直接受益于储能"必配"政策。杭州的数智化服务商可为储能电站和绿电直连项目提供智能调度平台。</w:t>
+      </w:r>
+    </w:p>
+    <w:p>
+      <w:r>
+        <w:rPr>
+          <w:rFonts w:ascii="华文楷体" w:hAnsi="华文楷体" w:eastAsia="华文楷体"/>
+          <w:color w:val="333333"/>
+          <w:sz w:val="22"/>
+        </w:rPr>
+        <w:t>下游：浙江出口型企业（尤其是纺织、化工、机械制造）面临欧盟碳边境调节机制压力，绿电直连政策为其提供了低成本获取绿电的新路径。</w:t>
       </w:r>
     </w:p>
     <w:p>
@@ -255,48 +526,63 @@
       <w:r>
         <w:rPr>
           <w:rFonts w:ascii="华文楷体" w:hAnsi="华文楷体" w:eastAsia="华文楷体"/>
+          <w:b/>
+          <w:color w:val="2C3E50"/>
+          <w:sz w:val="30"/>
         </w:rPr>
         <w:t>4. 银行展业机会</w:t>
       </w:r>
     </w:p>
     <w:p>
       <w:pPr>
-        <w:pStyle w:val="ListNumber"/>
+        <w:pStyle w:val="ListBullet"/>
       </w:pPr>
       <w:r>
-        <w:t>1. 园区绿电直连与工商业储能：以项目贷款、科技创新和技术更新改造再贷款、平安租赁、数字财资切入，配套票据和保理。</w:t>
+        <w:rPr>
+          <w:rFonts w:ascii="华文楷体" w:hAnsi="华文楷体" w:eastAsia="华文楷体"/>
+          <w:color w:val="333333"/>
+          <w:sz w:val="22"/>
+        </w:rPr>
+        <w:t>储能项目融资：十五五储能方案即将发布+绿电直连强制配储，储能系统集成商和储能电站投资运营商将产生密集的项目贷款和设备融资需求。建议以科技创新和技术更新改造再贷款、设备融资租赁切入。</w:t>
       </w:r>
     </w:p>
     <w:p>
       <w:pPr>
-        <w:pStyle w:val="ListNumber"/>
+        <w:pStyle w:val="ListBullet"/>
       </w:pPr>
       <w:r>
-        <w:t>2. 逆变器/储能出口企业：以跨境支付结算、人民币国际证+福费廷、外币存款、跨境资金管理和平安避险切入。</w:t>
+        <w:rPr>
+          <w:rFonts w:ascii="华文楷体" w:hAnsi="华文楷体" w:eastAsia="华文楷体"/>
+          <w:color w:val="333333"/>
+          <w:sz w:val="22"/>
+        </w:rPr>
+        <w:t>零碳园区综合金融：宁波零碳园区政策推广，园区内企业分布式光伏+储能+微电网改造需要综合金融方案，涵盖项目贷款、票据贴现、供应链金融和现金管理。</w:t>
       </w:r>
     </w:p>
     <w:p>
       <w:pPr>
-        <w:pStyle w:val="ListNumber"/>
+        <w:pStyle w:val="ListBullet"/>
       </w:pPr>
       <w:r>
-        <w:t>3. 链主企业供应商批量获客：围绕禾迈、锦浪、南都、运达等核心企业上下游，设计订单融资、付融通、商票保贴、银票贴现方案。</w:t>
+        <w:rPr>
+          <w:rFonts w:ascii="华文楷体" w:hAnsi="华文楷体" w:eastAsia="华文楷体"/>
+          <w:color w:val="333333"/>
+          <w:sz w:val="22"/>
+        </w:rPr>
+        <w:t>出口企业绿电改造：欧盟CBAM压力下，浙江出口企业绿电消费意愿增强。多用户绿电直连为其提供了新路径，银行可配套跨境结算+绿电项目融资。</w:t>
       </w:r>
     </w:p>
     <w:p>
       <w:pPr>
-        <w:pStyle w:val="ListNumber"/>
+        <w:pStyle w:val="ListBullet"/>
       </w:pPr>
       <w:r>
-        <w:t>4. 科技型中小企业成长融资：对专精特新、高新技术企业使用普惠金融科创贷、普惠金融信用贷、知识产权质押或担保贷，额度和期限按资料及审批待沟通。</w:t>
-      </w:r>
-    </w:p>
-    <w:p>
-      <w:pPr>
-        <w:pStyle w:val="ListNumber"/>
-      </w:pPr>
-      <w:r>
-        <w:t>5. 员工与企业主经营：对员工规模较大企业，配套平安薪、口袋管家、慧收款和企业主财富服务。</w:t>
+        <w:rPr>
+          <w:rFonts w:ascii="华文楷体" w:hAnsi="华文楷体" w:eastAsia="华文楷体"/>
+          <w:color w:val="333333"/>
+          <w:sz w:val="22"/>
+        </w:rPr>
+        <w:t>逆变器企业跨境金融：宁波、杭州逆变器企业海外订单持续增长，配套人民币国际证+福费廷、跨境支付结算、汇率避险。</w:t>
       </w:r>
     </w:p>
     <w:p>
@@ -306,6 +592,9 @@
       <w:r>
         <w:rPr>
           <w:rFonts w:ascii="华文楷体" w:hAnsi="华文楷体" w:eastAsia="华文楷体"/>
+          <w:b/>
+          <w:color w:val="1A568E"/>
+          <w:sz w:val="40"/>
         </w:rPr>
         <w:t>三、重点企业推荐</w:t>
       </w:r>
@@ -317,8 +606,11 @@
       <w:r>
         <w:rPr>
           <w:rFonts w:ascii="华文楷体" w:hAnsi="华文楷体" w:eastAsia="华文楷体"/>
+          <w:b/>
+          <w:color w:val="2C3E50"/>
+          <w:sz w:val="30"/>
         </w:rPr>
-        <w:t>企业名称：杭州禾迈电力电子股份有限公司</w:t>
+        <w:t>正泰集团股份有限公司</w:t>
       </w:r>
     </w:p>
     <w:p>
@@ -326,7 +618,12 @@
         <w:pStyle w:val="ListBullet"/>
       </w:pPr>
       <w:r>
-        <w:t>推荐等级： 高</w:t>
+        <w:rPr>
+          <w:rFonts w:ascii="华文楷体" w:hAnsi="华文楷体" w:eastAsia="华文楷体"/>
+          <w:color w:val="333333"/>
+          <w:sz w:val="22"/>
+        </w:rPr>
+        <w:t>推荐等级：高</w:t>
       </w:r>
     </w:p>
     <w:p>
@@ -334,7 +631,12 @@
         <w:pStyle w:val="ListBullet"/>
       </w:pPr>
       <w:r>
-        <w:t>所属行业： 光伏逆变器/微型逆变器/储能逆变器</w:t>
+        <w:rPr>
+          <w:rFonts w:ascii="华文楷体" w:hAnsi="华文楷体" w:eastAsia="华文楷体"/>
+          <w:color w:val="333333"/>
+          <w:sz w:val="22"/>
+        </w:rPr>
+        <w:t>所属行业：光伏设备/低压电器/储能</w:t>
       </w:r>
     </w:p>
     <w:p>
@@ -342,7 +644,12 @@
         <w:pStyle w:val="ListBullet"/>
       </w:pPr>
       <w:r>
-        <w:t>所在地区： 杭州</w:t>
+        <w:rPr>
+          <w:rFonts w:ascii="华文楷体" w:hAnsi="华文楷体" w:eastAsia="华文楷体"/>
+          <w:color w:val="333333"/>
+          <w:sz w:val="22"/>
+        </w:rPr>
+        <w:t>所在地区：温州</w:t>
       </w:r>
     </w:p>
     <w:p>
@@ -350,7 +657,12 @@
         <w:pStyle w:val="ListBullet"/>
       </w:pPr>
       <w:r>
-        <w:t>产业链位置： 中游设备</w:t>
+        <w:rPr>
+          <w:rFonts w:ascii="华文楷体" w:hAnsi="华文楷体" w:eastAsia="华文楷体"/>
+          <w:color w:val="333333"/>
+          <w:sz w:val="22"/>
+        </w:rPr>
+        <w:t>产业链位置：中游（组件+逆变器+储能系统集成）+下游（电站运营）</w:t>
       </w:r>
     </w:p>
     <w:p>
@@ -358,16 +670,23 @@
         <w:pStyle w:val="ListBullet"/>
       </w:pPr>
       <w:r>
-        <w:t>推荐方向： 跨境结算 / 供应链金融 / 票据 / 现金管理 / 科创融资</w:t>
+        <w:rPr>
+          <w:rFonts w:ascii="华文楷体" w:hAnsi="华文楷体" w:eastAsia="华文楷体"/>
+          <w:color w:val="333333"/>
+          <w:sz w:val="22"/>
+        </w:rPr>
+        <w:t>推荐方向：供应链金融/跨境结算/票据/现金管理/综合金融</w:t>
       </w:r>
     </w:p>
     <w:p>
       <w:r>
         <w:rPr>
           <w:rFonts w:ascii="华文楷体" w:hAnsi="华文楷体" w:eastAsia="华文楷体"/>
-          <w:sz w:val="24"/>
+          <w:b/>
+          <w:color w:val="333333"/>
+          <w:sz w:val="22"/>
         </w:rPr>
-        <w:t>企业关键信息:</w:t>
+        <w:t>企业关键信息</w:t>
       </w:r>
     </w:p>
     <w:p>
@@ -375,7 +694,12 @@
         <w:pStyle w:val="ListBullet"/>
       </w:pPr>
       <w:r>
-        <w:t>基本情况: 公司位于杭州，主营微型逆变器、监控设备及储能相关电力电子产品，是分布式光伏和户用光储的重要设备商。</w:t>
+        <w:rPr>
+          <w:rFonts w:ascii="华文楷体" w:hAnsi="华文楷体" w:eastAsia="华文楷体"/>
+          <w:color w:val="333333"/>
+          <w:sz w:val="22"/>
+        </w:rPr>
+        <w:t>基本情况：正泰集团始创于1984年，总部位于温州，是中国低压电器龙头企业和光伏产业链重要参与者。业务覆盖光伏组件、逆变器、储能系统、电站EPC及运营。正泰电器（601877.SH）2010年在上交所上市，成为中国第一家以低压电器为主业的A股上市公司。2025年推进正泰新能科创板上市进程，海外业务占比持续提升，业务遍及140多个国家和地区，拥有超3万名员工。</w:t>
       </w:r>
     </w:p>
     <w:p>
@@ -383,7 +707,12 @@
         <w:pStyle w:val="ListBullet"/>
       </w:pPr>
       <w:r>
-        <w:t>高层与团队背景: 公开资料显示，邵建雄担任董事长并通过相关主体控制公司；公司核心研发团队具有浙江大学等高校电力电子、控制工程背景。个人导师等细节未披露/待核实。</w:t>
+        <w:rPr>
+          <w:rFonts w:ascii="华文楷体" w:hAnsi="华文楷体" w:eastAsia="华文楷体"/>
+          <w:color w:val="333333"/>
+          <w:sz w:val="22"/>
+        </w:rPr>
+        <w:t>高层与团队背景：南存辉，1963年生，浙江乐清人，北京商学院（现北京工商大学）企业管理专业硕士，正高级经济师。13岁辍学修鞋起家，1984年贷款5万元在乐清创办求精开关厂（正泰前身），1991年改制为正泰电器。现任正泰集团董事长、全国政协常委、中国民间商会副会长、中国电器工业协会会长、浙商总会会长。2010年带领正泰电器上市，2015-2016年任温州民商银行首任董事长。</w:t>
       </w:r>
     </w:p>
     <w:p>
@@ -391,88 +720,142 @@
         <w:pStyle w:val="ListBullet"/>
       </w:pPr>
       <w:r>
-        <w:t>银行关注点: 技术团队与电力电子研发能力强，海外渠道和分布式光伏场景带来跨境结算、备货、应收账款和汇率管理需求。</w:t>
+        <w:rPr>
+          <w:rFonts w:ascii="华文楷体" w:hAnsi="华文楷体" w:eastAsia="华文楷体"/>
+          <w:color w:val="333333"/>
+          <w:sz w:val="22"/>
+        </w:rPr>
+        <w:t>银行关注点：南存辉深耕低压电器和光伏领域40余年，产业资源整合能力和资本市场运作经验极强。浙商总会会长身份使其在浙江企业圈层中具有号召力，可带动批量获客。正泰新能IPO进程将带来募集资金管理需求。</w:t>
       </w:r>
     </w:p>
     <w:p>
       <w:r>
         <w:rPr>
           <w:rFonts w:ascii="华文楷体" w:hAnsi="华文楷体" w:eastAsia="华文楷体"/>
-          <w:sz w:val="24"/>
+          <w:b/>
+          <w:color w:val="333333"/>
+          <w:sz w:val="22"/>
         </w:rPr>
-        <w:t>推荐理由:</w:t>
+        <w:t>推荐理由</w:t>
+      </w:r>
+    </w:p>
+    <w:p>
+      <w:pPr>
+        <w:pStyle w:val="ListBullet"/>
+      </w:pPr>
+      <w:r>
+        <w:rPr>
+          <w:rFonts w:ascii="华文楷体" w:hAnsi="华文楷体" w:eastAsia="华文楷体"/>
+          <w:color w:val="333333"/>
+          <w:sz w:val="22"/>
+        </w:rPr>
+        <w:t>光伏出海结构性增长受益者：正泰逆变器业务逆势增长，与行业出海从组件转向逆变储能的趋势高度吻合。</w:t>
+      </w:r>
+    </w:p>
+    <w:p>
+      <w:pPr>
+        <w:pStyle w:val="ListBullet"/>
+      </w:pPr>
+      <w:r>
+        <w:rPr>
+          <w:rFonts w:ascii="华文楷体" w:hAnsi="华文楷体" w:eastAsia="华文楷体"/>
+          <w:color w:val="333333"/>
+          <w:sz w:val="22"/>
+        </w:rPr>
+        <w:t>正泰新能科创板上市进程中，将带来募集资金管理、高管财富管理等综合金融需求。</w:t>
+      </w:r>
+    </w:p>
+    <w:p>
+      <w:pPr>
+        <w:pStyle w:val="ListBullet"/>
+      </w:pPr>
+      <w:r>
+        <w:rPr>
+          <w:rFonts w:ascii="华文楷体" w:hAnsi="华文楷体" w:eastAsia="华文楷体"/>
+          <w:color w:val="333333"/>
+          <w:sz w:val="22"/>
+        </w:rPr>
+        <w:t>温州作为正泰大本营，产业集群效应强，可带动上下游批量获客。</w:t>
       </w:r>
     </w:p>
     <w:p>
       <w:r>
         <w:rPr>
           <w:rFonts w:ascii="华文楷体" w:hAnsi="华文楷体" w:eastAsia="华文楷体"/>
-          <w:sz w:val="24"/>
+          <w:b/>
+          <w:color w:val="333333"/>
+          <w:sz w:val="22"/>
         </w:rPr>
-        <w:t>- 多用户绿电直连和分布式光伏集中汇流政策利好逆变器、微逆和光储控制设备。</w:t>
+        <w:t>银行展业机会</w:t>
+      </w:r>
+    </w:p>
+    <w:p>
+      <w:pPr>
+        <w:pStyle w:val="ListBullet"/>
+      </w:pPr>
+      <w:r>
+        <w:rPr>
+          <w:rFonts w:ascii="华文楷体" w:hAnsi="华文楷体" w:eastAsia="华文楷体"/>
+          <w:color w:val="333333"/>
+          <w:sz w:val="22"/>
+        </w:rPr>
+        <w:t>IPO配套：募集资金监管、数字财资、资产池、高管家族信托和私人理财权益。</w:t>
+      </w:r>
+    </w:p>
+    <w:p>
+      <w:pPr>
+        <w:pStyle w:val="ListBullet"/>
+      </w:pPr>
+      <w:r>
+        <w:rPr>
+          <w:rFonts w:ascii="华文楷体" w:hAnsi="华文楷体" w:eastAsia="华文楷体"/>
+          <w:color w:val="333333"/>
+          <w:sz w:val="22"/>
+        </w:rPr>
+        <w:t>供应链金融：上游辅材供应商（付融通/商票保贴）和下游经销商（订货贷/平台数字贷）。</w:t>
+      </w:r>
+    </w:p>
+    <w:p>
+      <w:pPr>
+        <w:pStyle w:val="ListBullet"/>
+      </w:pPr>
+      <w:r>
+        <w:rPr>
+          <w:rFonts w:ascii="华文楷体" w:hAnsi="华文楷体" w:eastAsia="华文楷体"/>
+          <w:color w:val="333333"/>
+          <w:sz w:val="22"/>
+        </w:rPr>
+        <w:t>跨境结算：海外逆变器/储能业务扩张，配套跨境支付结算+人民币国际证+福费廷。</w:t>
       </w:r>
     </w:p>
     <w:p>
       <w:r>
         <w:rPr>
           <w:rFonts w:ascii="华文楷体" w:hAnsi="华文楷体" w:eastAsia="华文楷体"/>
-          <w:sz w:val="24"/>
+          <w:color w:val="333333"/>
+          <w:sz w:val="22"/>
         </w:rPr>
-        <w:t>- 分布式光伏海外市场和户储需求仍具韧性，企业若订单恢复，将带来备货与回款周期资金占用。</w:t>
+        <w:t>推荐产品组合：建议以数字财资+资产池切入，解决正泰多账户资金管理需求；配套使用商票保贴+跨境支付结算，用于上下游供应链融资和海外业务拓展。正泰新能IPO进程中可提供募集资金监管和高管财富管理服务。具体额度、期限待沟通。</w:t>
       </w:r>
     </w:p>
     <w:p>
       <w:r>
         <w:rPr>
           <w:rFonts w:ascii="华文楷体" w:hAnsi="华文楷体" w:eastAsia="华文楷体"/>
-          <w:sz w:val="24"/>
+          <w:color w:val="333333"/>
+          <w:sz w:val="22"/>
         </w:rPr>
-        <w:t>- 杭州高端制造和科创企业属性突出，适合以科技金融和跨境金融组合切入。</w:t>
+        <w:t>客户经理切入话术：正泰新能上市进程中，正泰集团整体资金管理和上下游供应链金融需求将集中释放。我们可以在募集资金监管、上下游票据融资、跨境结算等环节提供一站式方案，帮助正泰优化资金管理效率、降低供应链融资成本。</w:t>
       </w:r>
     </w:p>
     <w:p>
       <w:r>
         <w:rPr>
           <w:rFonts w:ascii="华文楷体" w:hAnsi="华文楷体" w:eastAsia="华文楷体"/>
-          <w:sz w:val="24"/>
+          <w:color w:val="333333"/>
+          <w:sz w:val="22"/>
         </w:rPr>
-        <w:t>银行展业机会:</w:t>
-      </w:r>
-    </w:p>
-    <w:p>
-      <w:r>
-        <w:rPr>
-          <w:rFonts w:ascii="华文楷体" w:hAnsi="华文楷体" w:eastAsia="华文楷体"/>
-          <w:sz w:val="24"/>
-        </w:rPr>
-        <w:t>企业海外订单和分布式光伏交付增加 → 备货和应收账款上升 → 可用短贷、银票极速贴现、国内信用证、付融通或商票保贴支持；海外回款和汇率波动 → 跨境支付结算、外币存款、平安避险切入；研发投入和设备更新 → 普惠金融科创贷或科技创新和技术更新改造再贷款待沟通。</w:t>
-      </w:r>
-    </w:p>
-    <w:p>
-      <w:r>
-        <w:rPr>
-          <w:rFonts w:ascii="华文楷体" w:hAnsi="华文楷体" w:eastAsia="华文楷体"/>
-          <w:sz w:val="24"/>
-        </w:rPr>
-        <w:t>推荐产品组合: 建议以跨境支付结算和平安避险作为主推产品，解决海外回款和汇率波动；配套银票极速贴现、付融通、数字财资，用于采购付款、应收账款周转和多账户资金管理。额度、期限、费率待沟通。</w:t>
-      </w:r>
-    </w:p>
-    <w:p>
-      <w:r>
-        <w:rPr>
-          <w:rFonts w:ascii="华文楷体" w:hAnsi="华文楷体" w:eastAsia="华文楷体"/>
-          <w:sz w:val="24"/>
-        </w:rPr>
-        <w:t>客户经理切入话术: “我们注意到绿电直连和分布式光伏政策对逆变器企业是新增窗口，想了解贵司今年海外订单、备货和回款节奏，看看能否把跨境结算、汇率避险和供应链资金周转一起做成方案。”</w:t>
-      </w:r>
-    </w:p>
-    <w:p>
-      <w:r>
-        <w:rPr>
-          <w:rFonts w:ascii="华文楷体" w:hAnsi="华文楷体" w:eastAsia="华文楷体"/>
-          <w:sz w:val="24"/>
-        </w:rPr>
-        <w:t>风险提示: 光伏价格竞争、海外贸易政策、客户集中度和库存周转需重点核实；仍需结合财报、订单、应收账款和汇率敞口确认。</w:t>
+        <w:t>风险提示：暂无明显公开风险，仍需结合征信、流水、财报、合同、客户结构和实地尽调确认。光伏价格战持续可能压缩组件环节利润率。</w:t>
       </w:r>
     </w:p>
     <w:p>
@@ -482,8 +865,11 @@
       <w:r>
         <w:rPr>
           <w:rFonts w:ascii="华文楷体" w:hAnsi="华文楷体" w:eastAsia="华文楷体"/>
+          <w:b/>
+          <w:color w:val="2C3E50"/>
+          <w:sz w:val="30"/>
         </w:rPr>
-        <w:t>企业名称：锦浪科技股份有限公司</w:t>
+        <w:t>锦浪科技股份有限公司</w:t>
       </w:r>
     </w:p>
     <w:p>
@@ -491,7 +877,12 @@
         <w:pStyle w:val="ListBullet"/>
       </w:pPr>
       <w:r>
-        <w:t>推荐等级： 高</w:t>
+        <w:rPr>
+          <w:rFonts w:ascii="华文楷体" w:hAnsi="华文楷体" w:eastAsia="华文楷体"/>
+          <w:color w:val="333333"/>
+          <w:sz w:val="22"/>
+        </w:rPr>
+        <w:t>推荐等级：高</w:t>
       </w:r>
     </w:p>
     <w:p>
@@ -499,7 +890,12 @@
         <w:pStyle w:val="ListBullet"/>
       </w:pPr>
       <w:r>
-        <w:t>所属行业： 光伏逆变器/储能系统解决方案</w:t>
+        <w:rPr>
+          <w:rFonts w:ascii="华文楷体" w:hAnsi="华文楷体" w:eastAsia="华文楷体"/>
+          <w:color w:val="333333"/>
+          <w:sz w:val="22"/>
+        </w:rPr>
+        <w:t>所属行业：光伏逆变器/储能系统</w:t>
       </w:r>
     </w:p>
     <w:p>
@@ -507,7 +903,12 @@
         <w:pStyle w:val="ListBullet"/>
       </w:pPr>
       <w:r>
-        <w:t>所在地区： 宁波</w:t>
+        <w:rPr>
+          <w:rFonts w:ascii="华文楷体" w:hAnsi="华文楷体" w:eastAsia="华文楷体"/>
+          <w:color w:val="333333"/>
+          <w:sz w:val="22"/>
+        </w:rPr>
+        <w:t>所在地区：宁波（象山）</w:t>
       </w:r>
     </w:p>
     <w:p>
@@ -515,7 +916,12 @@
         <w:pStyle w:val="ListBullet"/>
       </w:pPr>
       <w:r>
-        <w:t>产业链位置： 中游设备</w:t>
+        <w:rPr>
+          <w:rFonts w:ascii="华文楷体" w:hAnsi="华文楷体" w:eastAsia="华文楷体"/>
+          <w:color w:val="333333"/>
+          <w:sz w:val="22"/>
+        </w:rPr>
+        <w:t>产业链位置：中游（逆变器+储能系统）</w:t>
       </w:r>
     </w:p>
     <w:p>
@@ -523,16 +929,23 @@
         <w:pStyle w:val="ListBullet"/>
       </w:pPr>
       <w:r>
-        <w:t>推荐方向： 跨境结算 / 供应链金融 / 票据 / 现金管理</w:t>
+        <w:rPr>
+          <w:rFonts w:ascii="华文楷体" w:hAnsi="华文楷体" w:eastAsia="华文楷体"/>
+          <w:color w:val="333333"/>
+          <w:sz w:val="22"/>
+        </w:rPr>
+        <w:t>推荐方向：跨境结算/汇率避险/供应链金融/票据/现金管理</w:t>
       </w:r>
     </w:p>
     <w:p>
       <w:r>
         <w:rPr>
           <w:rFonts w:ascii="华文楷体" w:hAnsi="华文楷体" w:eastAsia="华文楷体"/>
-          <w:sz w:val="24"/>
+          <w:b/>
+          <w:color w:val="333333"/>
+          <w:sz w:val="22"/>
         </w:rPr>
-        <w:t>企业关键信息:</w:t>
+        <w:t>企业关键信息</w:t>
       </w:r>
     </w:p>
     <w:p>
@@ -540,7 +953,12 @@
         <w:pStyle w:val="ListBullet"/>
       </w:pPr>
       <w:r>
-        <w:t>基本情况: 公司由王一鸣于2005年创建，位于宁波，主营组串式逆变器和储能系统解决方案，公开资料称其为全球前三大逆变器制造商之一。</w:t>
+        <w:rPr>
+          <w:rFonts w:ascii="华文楷体" w:hAnsi="华文楷体" w:eastAsia="华文楷体"/>
+          <w:color w:val="333333"/>
+          <w:sz w:val="22"/>
+        </w:rPr>
+        <w:t>基本情况：锦浪科技总部位于宁波象山，是全球领先的组串式逆变器制造商和储能系统解决方案提供商。2019年在深交所创业板上市（300763.SZ）。产品广泛应用于户用、工商业和地面电站场景，海外收入占比持续提升，在欧洲、澳大利亚、东南亚等市场具有较强竞争力。全球储能逆变器CR5达70%，锦浪科技位列前五，与阳光电源、华为、固德威、德业股份合计份额超65%。</w:t>
       </w:r>
     </w:p>
     <w:p>
@@ -548,7 +966,12 @@
         <w:pStyle w:val="ListBullet"/>
       </w:pPr>
       <w:r>
-        <w:t>高层与团队背景: 王一鸣为国家级引才计划人才，长期深耕分布式光伏逆变器领域；具体学校、导师和专业公开信息待核实。</w:t>
+        <w:rPr>
+          <w:rFonts w:ascii="华文楷体" w:hAnsi="华文楷体" w:eastAsia="华文楷体"/>
+          <w:color w:val="333333"/>
+          <w:sz w:val="22"/>
+        </w:rPr>
+        <w:t>高层与团队背景：王一鸣，1981年生，上海交通大学信息工程专业学士，英国爱丁堡大学电子与电信专业硕士，教授级高级工程师。锦浪科技创始人之一，现任董事长兼总经理，入选国家特聘专家。同时担任欧赛瑞斯执行董事、Solis董事、新启锦董事。杨波，浙江大学电气工程博士，国家自然科学二等奖获得者，浙大电气工程学院博士后出站后留校任专职科研人员，2017年加入锦浪任总经理兼董事，核心技术带头人。</w:t>
       </w:r>
     </w:p>
     <w:p>
@@ -556,88 +979,142 @@
         <w:pStyle w:val="ListBullet"/>
       </w:pPr>
       <w:r>
-        <w:t>银行关注点: 创始人产业深耕和国际化市场能力强，企业具备出口、渠道、备货和供应商付款场景。</w:t>
+        <w:rPr>
+          <w:rFonts w:ascii="华文楷体" w:hAnsi="华文楷体" w:eastAsia="华文楷体"/>
+          <w:color w:val="333333"/>
+          <w:sz w:val="22"/>
+        </w:rPr>
+        <w:t>银行关注点：王一鸣兼具国际化教育背景（上海交大+爱丁堡大学）和产业深耕经验，技术+商业双轮驱动。杨波的浙大科研背景和学术成果为公司提供了技术壁垒和品牌背书。公司作为储能逆变器头部企业，在绿电直连强制配储政策下直接受益。</w:t>
       </w:r>
     </w:p>
     <w:p>
       <w:r>
         <w:rPr>
           <w:rFonts w:ascii="华文楷体" w:hAnsi="华文楷体" w:eastAsia="华文楷体"/>
-          <w:sz w:val="24"/>
+          <w:b/>
+          <w:color w:val="333333"/>
+          <w:sz w:val="22"/>
         </w:rPr>
-        <w:t>推荐理由:</w:t>
+        <w:t>推荐理由</w:t>
+      </w:r>
+    </w:p>
+    <w:p>
+      <w:pPr>
+        <w:pStyle w:val="ListBullet"/>
+      </w:pPr>
+      <w:r>
+        <w:rPr>
+          <w:rFonts w:ascii="华文楷体" w:hAnsi="华文楷体" w:eastAsia="华文楷体"/>
+          <w:color w:val="333333"/>
+          <w:sz w:val="22"/>
+        </w:rPr>
+        <w:t>多用户绿电直连政策强制配储，储能逆变器需求爆发，锦浪作为全球前五的直接受益。</w:t>
+      </w:r>
+    </w:p>
+    <w:p>
+      <w:pPr>
+        <w:pStyle w:val="ListBullet"/>
+      </w:pPr>
+      <w:r>
+        <w:rPr>
+          <w:rFonts w:ascii="华文楷体" w:hAnsi="华文楷体" w:eastAsia="华文楷体"/>
+          <w:color w:val="333333"/>
+          <w:sz w:val="22"/>
+        </w:rPr>
+        <w:t>海外户储和工商业储能在欧洲、澳洲市场持续放量，出口型业务需要跨境金融配套。</w:t>
+      </w:r>
+    </w:p>
+    <w:p>
+      <w:pPr>
+        <w:pStyle w:val="ListBullet"/>
+      </w:pPr>
+      <w:r>
+        <w:rPr>
+          <w:rFonts w:ascii="华文楷体" w:hAnsi="华文楷体" w:eastAsia="华文楷体"/>
+          <w:color w:val="333333"/>
+          <w:sz w:val="22"/>
+        </w:rPr>
+        <w:t>宁波象山总部企业，本地化营销便利，可辐射带动供应商和经销商营销。</w:t>
       </w:r>
     </w:p>
     <w:p>
       <w:r>
         <w:rPr>
           <w:rFonts w:ascii="华文楷体" w:hAnsi="华文楷体" w:eastAsia="华文楷体"/>
-          <w:sz w:val="24"/>
+          <w:b/>
+          <w:color w:val="333333"/>
+          <w:sz w:val="22"/>
         </w:rPr>
-        <w:t>- 绿电直连、分布式光伏和工商业储能提升逆变器及储能系统需求。</w:t>
+        <w:t>银行展业机会</w:t>
+      </w:r>
+    </w:p>
+    <w:p>
+      <w:pPr>
+        <w:pStyle w:val="ListBullet"/>
+      </w:pPr>
+      <w:r>
+        <w:rPr>
+          <w:rFonts w:ascii="华文楷体" w:hAnsi="华文楷体" w:eastAsia="华文楷体"/>
+          <w:color w:val="333333"/>
+          <w:sz w:val="22"/>
+        </w:rPr>
+        <w:t>跨境结算+汇率避险：海外收入占比高，配套人民币国际证+福费廷、跨境支付结算、平安避险（汇率锁汇）。</w:t>
+      </w:r>
+    </w:p>
+    <w:p>
+      <w:pPr>
+        <w:pStyle w:val="ListBullet"/>
+      </w:pPr>
+      <w:r>
+        <w:rPr>
+          <w:rFonts w:ascii="华文楷体" w:hAnsi="华文楷体" w:eastAsia="华文楷体"/>
+          <w:color w:val="333333"/>
+          <w:sz w:val="22"/>
+        </w:rPr>
+        <w:t>供应链金融：上游电子元器件/功率半导体供应商的付融通+商票保贴。</w:t>
+      </w:r>
+    </w:p>
+    <w:p>
+      <w:pPr>
+        <w:pStyle w:val="ListBullet"/>
+      </w:pPr>
+      <w:r>
+        <w:rPr>
+          <w:rFonts w:ascii="华文楷体" w:hAnsi="华文楷体" w:eastAsia="华文楷体"/>
+          <w:color w:val="333333"/>
+          <w:sz w:val="22"/>
+        </w:rPr>
+        <w:t>现金管理：多币种账户管理和全球资金归集，配套数字财资+资产池。</w:t>
       </w:r>
     </w:p>
     <w:p>
       <w:r>
         <w:rPr>
           <w:rFonts w:ascii="华文楷体" w:hAnsi="华文楷体" w:eastAsia="华文楷体"/>
-          <w:sz w:val="24"/>
+          <w:color w:val="333333"/>
+          <w:sz w:val="22"/>
         </w:rPr>
-        <w:t>- 宁波港口和外贸优势明显，公司国际化属性带来跨境金融切入空间。</w:t>
+        <w:t>推荐产品组合：建议以跨境支付结算+平安避险切入，解决锦浪海外业务汇率风险管理需求；配套使用付融通+数字财资，用于上游供应商账款周转和多币种资金管理。具体额度、期限待沟通。</w:t>
       </w:r>
     </w:p>
     <w:p>
       <w:r>
         <w:rPr>
           <w:rFonts w:ascii="华文楷体" w:hAnsi="华文楷体" w:eastAsia="华文楷体"/>
-          <w:sz w:val="24"/>
+          <w:color w:val="333333"/>
+          <w:sz w:val="22"/>
         </w:rPr>
-        <w:t>- 逆变器企业上游电子元器件采购和下游海外回款周期较长，供应链金融价值较高。</w:t>
+        <w:t>客户经理切入话术：锦浪海外储能在欧洲、澳洲市场持续放量，汇率波动对利润影响较大。我们可以从跨境结算和汇率锁汇切入，同时配合供应链票据产品，帮助锦浪降低汇率风险和资金成本。</w:t>
       </w:r>
     </w:p>
     <w:p>
       <w:r>
         <w:rPr>
           <w:rFonts w:ascii="华文楷体" w:hAnsi="华文楷体" w:eastAsia="华文楷体"/>
-          <w:sz w:val="24"/>
+          <w:color w:val="333333"/>
+          <w:sz w:val="22"/>
         </w:rPr>
-        <w:t>银行展业机会:</w:t>
-      </w:r>
-    </w:p>
-    <w:p>
-      <w:r>
-        <w:rPr>
-          <w:rFonts w:ascii="华文楷体" w:hAnsi="华文楷体" w:eastAsia="华文楷体"/>
-          <w:sz w:val="24"/>
-        </w:rPr>
-        <w:t>海外渠道销售 → 跨境结算、人民币国际证+福费廷、外币存款和平安避险；上游采购和库存备货 → 银票、国内信用证、短贷；核心供应商付款 → 付融通、商票保贴和票据贴现开放银行。</w:t>
-      </w:r>
-    </w:p>
-    <w:p>
-      <w:r>
-        <w:rPr>
-          <w:rFonts w:ascii="华文楷体" w:hAnsi="华文楷体" w:eastAsia="华文楷体"/>
-          <w:sz w:val="24"/>
-        </w:rPr>
-        <w:t>推荐产品组合: 建议以跨境支付结算、人民币国际证+福费廷为主推，配套平安避险、银票极速贴现和数字财资，切入外贸结算、汇率管理和供应商付款。具体额度与期限待沟通。</w:t>
-      </w:r>
-    </w:p>
-    <w:p>
-      <w:r>
-        <w:rPr>
-          <w:rFonts w:ascii="华文楷体" w:hAnsi="华文楷体" w:eastAsia="华文楷体"/>
-          <w:sz w:val="24"/>
-        </w:rPr>
-        <w:t>客户经理切入话术: “宁波新能源出口企业今年最关心回款、汇率和供应商付款稳定性，我们可以先帮贵司梳理海外结算币种和供应商票据场景，做一套跨境+票据的组合方案。”</w:t>
-      </w:r>
-    </w:p>
-    <w:p>
-      <w:r>
-        <w:rPr>
-          <w:rFonts w:ascii="华文楷体" w:hAnsi="华文楷体" w:eastAsia="华文楷体"/>
-          <w:sz w:val="24"/>
-        </w:rPr>
-        <w:t>风险提示: 逆变器海外竞争、认证周期、价格波动和海外政策壁垒需持续跟踪。</w:t>
+        <w:t>风险提示：暂无明显公开风险，仍需结合征信、流水、财报、合同、客户结构和实地尽调确认。逆变器行业竞争激烈，毛利率可能承压；海外贸易政策变化可能影响出口收入。</w:t>
       </w:r>
     </w:p>
     <w:p>
@@ -647,8 +1124,11 @@
       <w:r>
         <w:rPr>
           <w:rFonts w:ascii="华文楷体" w:hAnsi="华文楷体" w:eastAsia="华文楷体"/>
+          <w:b/>
+          <w:color w:val="2C3E50"/>
+          <w:sz w:val="30"/>
         </w:rPr>
-        <w:t>企业名称：浙江南都电源动力股份有限公司</w:t>
+        <w:t>横店集团东磁股份有限公司</w:t>
       </w:r>
     </w:p>
     <w:p>
@@ -656,7 +1136,12 @@
         <w:pStyle w:val="ListBullet"/>
       </w:pPr>
       <w:r>
-        <w:t>推荐等级： 高</w:t>
+        <w:rPr>
+          <w:rFonts w:ascii="华文楷体" w:hAnsi="华文楷体" w:eastAsia="华文楷体"/>
+          <w:color w:val="333333"/>
+          <w:sz w:val="22"/>
+        </w:rPr>
+        <w:t>推荐等级：中</w:t>
       </w:r>
     </w:p>
     <w:p>
@@ -664,7 +1149,12 @@
         <w:pStyle w:val="ListBullet"/>
       </w:pPr>
       <w:r>
-        <w:t>所属行业： 储能电池/系统集成/铅锂回收</w:t>
+        <w:rPr>
+          <w:rFonts w:ascii="华文楷体" w:hAnsi="华文楷体" w:eastAsia="华文楷体"/>
+          <w:color w:val="333333"/>
+          <w:sz w:val="22"/>
+        </w:rPr>
+        <w:t>所属行业：光伏组件/磁性材料</w:t>
       </w:r>
     </w:p>
     <w:p>
@@ -672,7 +1162,12 @@
         <w:pStyle w:val="ListBullet"/>
       </w:pPr>
       <w:r>
-        <w:t>所在地区： 杭州</w:t>
+        <w:rPr>
+          <w:rFonts w:ascii="华文楷体" w:hAnsi="华文楷体" w:eastAsia="华文楷体"/>
+          <w:color w:val="333333"/>
+          <w:sz w:val="22"/>
+        </w:rPr>
+        <w:t>所在地区：金华（东阳）</w:t>
       </w:r>
     </w:p>
     <w:p>
@@ -680,7 +1175,12 @@
         <w:pStyle w:val="ListBullet"/>
       </w:pPr>
       <w:r>
-        <w:t>产业链位置： 中游制造/系统集成</w:t>
+        <w:rPr>
+          <w:rFonts w:ascii="华文楷体" w:hAnsi="华文楷体" w:eastAsia="华文楷体"/>
+          <w:color w:val="333333"/>
+          <w:sz w:val="22"/>
+        </w:rPr>
+        <w:t>产业链位置：中游（光伏组件+磁性材料）</w:t>
       </w:r>
     </w:p>
     <w:p>
@@ -688,16 +1188,23 @@
         <w:pStyle w:val="ListBullet"/>
       </w:pPr>
       <w:r>
-        <w:t>推荐方向： 流动资金 / 项目融资 / 票据 / 供应链金融 / 现金管理</w:t>
+        <w:rPr>
+          <w:rFonts w:ascii="华文楷体" w:hAnsi="华文楷体" w:eastAsia="华文楷体"/>
+          <w:color w:val="333333"/>
+          <w:sz w:val="22"/>
+        </w:rPr>
+        <w:t>推荐方向：供应链金融/票据/跨境结算/现金管理</w:t>
       </w:r>
     </w:p>
     <w:p>
       <w:r>
         <w:rPr>
           <w:rFonts w:ascii="华文楷体" w:hAnsi="华文楷体" w:eastAsia="华文楷体"/>
-          <w:sz w:val="24"/>
+          <w:b/>
+          <w:color w:val="333333"/>
+          <w:sz w:val="22"/>
         </w:rPr>
-        <w:t>企业关键信息:</w:t>
+        <w:t>企业关键信息</w:t>
       </w:r>
     </w:p>
     <w:p>
@@ -705,7 +1212,12 @@
         <w:pStyle w:val="ListBullet"/>
       </w:pPr>
       <w:r>
-        <w:t>基本情况: 公司位于杭州，业务覆盖通信及数据中心后备电源、储能系统、锂电与回收等领域，是浙江储能链条重要企业。</w:t>
+        <w:rPr>
+          <w:rFonts w:ascii="华文楷体" w:hAnsi="华文楷体" w:eastAsia="华文楷体"/>
+          <w:color w:val="333333"/>
+          <w:sz w:val="22"/>
+        </w:rPr>
+        <w:t>基本情况：横店东磁始创于1980年，2006年在深交所上市（002056.SZ），总部位于金华东阳。主营磁性材料+器件、光伏+锂电两大产业群，拥有年产29万吨磁性材料、23GW太阳能电池及21GW组件的生产能力，在印尼、越南等地建成海外生产基地。铁氧体磁性材料行业全球龙头，全球首批获得低碳认证的光伏组件制造企业，已主持或参与62项国际、国家、行业标准制定。</w:t>
       </w:r>
     </w:p>
     <w:p>
@@ -713,7 +1225,12 @@
         <w:pStyle w:val="ListBullet"/>
       </w:pPr>
       <w:r>
-        <w:t>高层与团队背景: 公开信息显示朱保义曾任董事长兼总经理并有减持计划披露；现任治理结构和核心技术团队需以最新公告核实。学校、导师等细节未披露/待核实。</w:t>
+        <w:rPr>
+          <w:rFonts w:ascii="华文楷体" w:hAnsi="华文楷体" w:eastAsia="华文楷体"/>
+          <w:color w:val="333333"/>
+          <w:sz w:val="22"/>
+        </w:rPr>
+        <w:t>高层与团队背景：任海亮，1976年生，硕士学历，中欧国际工商学院EMBA，正高级经济师。从横店东磁进出口部门业务员起步，历任科长、副总经理、总经理、太阳能事业部总经理，2017年至今任公司总经理、董事长。深耕磁性材料和光伏产业20余年，具备从基层到高管的完整产业经历。任晓明，1964年生，研究生学历，高级经济师，曾任横店集团东磁财务总监、总经理助理，2005年至今任公司副总经理，财务风控经验丰富。</w:t>
       </w:r>
     </w:p>
     <w:p>
@@ -721,99 +1238,23 @@
         <w:pStyle w:val="ListBullet"/>
       </w:pPr>
       <w:r>
-        <w:t>银行关注点: 储能项目交付通常存在设备采购、项目回款、质保金和应收账款占用，适合做订单、票据、保理和现金管理。</w:t>
+        <w:rPr>
+          <w:rFonts w:ascii="华文楷体" w:hAnsi="华文楷体" w:eastAsia="华文楷体"/>
+          <w:color w:val="333333"/>
+          <w:sz w:val="22"/>
+        </w:rPr>
+        <w:t>银行关注点：任海亮从基层业务员成长为董事长，产业根基深厚，决策链条短、执行力强。双主业结构（磁性材料提供稳定现金流+光伏组件贡献增长弹性）抗风险能力强。横店集团背景为其提供了丰富的产业资源和政府关系。</w:t>
       </w:r>
     </w:p>
     <w:p>
       <w:r>
         <w:rPr>
           <w:rFonts w:ascii="华文楷体" w:hAnsi="华文楷体" w:eastAsia="华文楷体"/>
-          <w:sz w:val="24"/>
+          <w:b/>
+          <w:color w:val="333333"/>
+          <w:sz w:val="22"/>
         </w:rPr>
-        <w:t>推荐理由:</w:t>
-      </w:r>
-    </w:p>
-    <w:p>
-      <w:r>
-        <w:rPr>
-          <w:rFonts w:ascii="华文楷体" w:hAnsi="华文楷体" w:eastAsia="华文楷体"/>
-          <w:sz w:val="24"/>
-        </w:rPr>
-        <w:t>- 储能电芯和系统需求高景气，AIDC储能、工商业储能和多用户绿电直连带来项目机会。</w:t>
-      </w:r>
-    </w:p>
-    <w:p>
-      <w:r>
-        <w:rPr>
-          <w:rFonts w:ascii="华文楷体" w:hAnsi="华文楷体" w:eastAsia="华文楷体"/>
-          <w:sz w:val="24"/>
-        </w:rPr>
-        <w:t>- 杭州具备储能系统和数字能源应用场景，企业可承接园区储能、数据中心备电和海外储能需求。</w:t>
-      </w:r>
-    </w:p>
-    <w:p>
-      <w:r>
-        <w:rPr>
-          <w:rFonts w:ascii="华文楷体" w:hAnsi="华文楷体" w:eastAsia="华文楷体"/>
-          <w:sz w:val="24"/>
-        </w:rPr>
-        <w:t>- 储能项目资金占用大，银行产品可直接服务交付周期。</w:t>
-      </w:r>
-    </w:p>
-    <w:p>
-      <w:r>
-        <w:rPr>
-          <w:rFonts w:ascii="华文楷体" w:hAnsi="华文楷体" w:eastAsia="华文楷体"/>
-          <w:sz w:val="24"/>
-        </w:rPr>
-        <w:t>银行展业机会:</w:t>
-      </w:r>
-    </w:p>
-    <w:p>
-      <w:r>
-        <w:rPr>
-          <w:rFonts w:ascii="华文楷体" w:hAnsi="华文楷体" w:eastAsia="华文楷体"/>
-          <w:sz w:val="24"/>
-        </w:rPr>
-        <w:t>储能系统订单增加 → 电芯采购和项目垫资需求 → 短贷、国内信用证、银票贴现、订单融资；下游账期拉长 → 付融通、保理、商票e贴；项目型交付 → 平安租赁、科技创新和技术更新改造再贷款、数字财资。</w:t>
-      </w:r>
-    </w:p>
-    <w:p>
-      <w:r>
-        <w:rPr>
-          <w:rFonts w:ascii="华文楷体" w:hAnsi="华文楷体" w:eastAsia="华文楷体"/>
-          <w:sz w:val="24"/>
-        </w:rPr>
-        <w:t>推荐产品组合: 建议以短贷/国内信用证和付融通为主推，解决采购付款和应收账款周转；配套数字财资、银票极速贴现和平安租赁，用于项目资金管理和设备融资。额度、期限、费率待沟通。</w:t>
-      </w:r>
-    </w:p>
-    <w:p>
-      <w:r>
-        <w:rPr>
-          <w:rFonts w:ascii="华文楷体" w:hAnsi="华文楷体" w:eastAsia="华文楷体"/>
-          <w:sz w:val="24"/>
-        </w:rPr>
-        <w:t>客户经理切入话术: “储能项目普遍有采购垫资和回款周期，我们想从贵司今年重点项目清单入手，看看哪些订单可以用票据、国内证或保理降低资金占用。”</w:t>
-      </w:r>
-    </w:p>
-    <w:p>
-      <w:r>
-        <w:rPr>
-          <w:rFonts w:ascii="华文楷体" w:hAnsi="华文楷体" w:eastAsia="华文楷体"/>
-          <w:sz w:val="24"/>
-        </w:rPr>
-        <w:t>风险提示: 储能价格竞争、项目回款、治理变动和减持事项需关注；需核实最新财报、订单质量和负债结构。</w:t>
-      </w:r>
-    </w:p>
-    <w:p>
-      <w:pPr>
-        <w:pStyle w:val="Heading2"/>
-      </w:pPr>
-      <w:r>
-        <w:rPr>
-          <w:rFonts w:ascii="华文楷体" w:hAnsi="华文楷体" w:eastAsia="华文楷体"/>
-        </w:rPr>
-        <w:t>企业名称：运达能源科技集团股份有限公司</w:t>
+        <w:t>推荐理由</w:t>
       </w:r>
     </w:p>
     <w:p>
@@ -821,7 +1262,12 @@
         <w:pStyle w:val="ListBullet"/>
       </w:pPr>
       <w:r>
-        <w:t>推荐等级： 中高</w:t>
+        <w:rPr>
+          <w:rFonts w:ascii="华文楷体" w:hAnsi="华文楷体" w:eastAsia="华文楷体"/>
+          <w:color w:val="333333"/>
+          <w:sz w:val="22"/>
+        </w:rPr>
+        <w:t>双主业结构（磁性材料+光伏组件）抗风险能力强，磁性材料业务提供稳定现金流支撑。</w:t>
       </w:r>
     </w:p>
     <w:p>
@@ -829,7 +1275,12 @@
         <w:pStyle w:val="ListBullet"/>
       </w:pPr>
       <w:r>
-        <w:t>所属行业： 风电整机/新能源装备/综合能源</w:t>
+        <w:rPr>
+          <w:rFonts w:ascii="华文楷体" w:hAnsi="华文楷体" w:eastAsia="华文楷体"/>
+          <w:color w:val="333333"/>
+          <w:sz w:val="22"/>
+        </w:rPr>
+        <w:t>光伏组件出口面临贸易壁垒调整，需要银行配套跨境金融和供应链方案。</w:t>
       </w:r>
     </w:p>
     <w:p>
@@ -837,7 +1288,23 @@
         <w:pStyle w:val="ListBullet"/>
       </w:pPr>
       <w:r>
-        <w:t>所在地区： 杭州</w:t>
+        <w:rPr>
+          <w:rFonts w:ascii="华文楷体" w:hAnsi="华文楷体" w:eastAsia="华文楷体"/>
+          <w:color w:val="333333"/>
+          <w:sz w:val="22"/>
+        </w:rPr>
+        <w:t>金华地区光伏产业集群核心企业，可辐射带动上下游企业营销。</w:t>
+      </w:r>
+    </w:p>
+    <w:p>
+      <w:r>
+        <w:rPr>
+          <w:rFonts w:ascii="华文楷体" w:hAnsi="华文楷体" w:eastAsia="华文楷体"/>
+          <w:b/>
+          <w:color w:val="333333"/>
+          <w:sz w:val="22"/>
+        </w:rPr>
+        <w:t>银行展业机会</w:t>
       </w:r>
     </w:p>
     <w:p>
@@ -845,7 +1312,12 @@
         <w:pStyle w:val="ListBullet"/>
       </w:pPr>
       <w:r>
-        <w:t>产业链位置： 中游整机/服务商</w:t>
+        <w:rPr>
+          <w:rFonts w:ascii="华文楷体" w:hAnsi="华文楷体" w:eastAsia="华文楷体"/>
+          <w:color w:val="333333"/>
+          <w:sz w:val="22"/>
+        </w:rPr>
+        <w:t>组件出口结算+人民币国际证+福费廷，降低美元利率高企下的融资成本。</w:t>
       </w:r>
     </w:p>
     <w:p>
@@ -853,16 +1325,12 @@
         <w:pStyle w:val="ListBullet"/>
       </w:pPr>
       <w:r>
-        <w:t>推荐方向： 项目融资 / 供应链金融 / 保函 / 票据 / 现金管理</w:t>
-      </w:r>
-    </w:p>
-    <w:p>
-      <w:r>
         <w:rPr>
           <w:rFonts w:ascii="华文楷体" w:hAnsi="华文楷体" w:eastAsia="华文楷体"/>
-          <w:sz w:val="24"/>
+          <w:color w:val="333333"/>
+          <w:sz w:val="22"/>
         </w:rPr>
-        <w:t>企业关键信息:</w:t>
+        <w:t>上游磁性材料和辅材供应商的付融通+商票保贴。</w:t>
       </w:r>
     </w:p>
     <w:p>
@@ -870,269 +1338,42 @@
         <w:pStyle w:val="ListBullet"/>
       </w:pPr>
       <w:r>
-        <w:t>基本情况: 公司位于杭州，是风电整机和新能源装备企业，业务覆盖风机研发制造、项目服务和综合能源方向。</w:t>
-      </w:r>
-    </w:p>
-    <w:p>
-      <w:pPr>
-        <w:pStyle w:val="ListBullet"/>
-      </w:pPr>
-      <w:r>
-        <w:t>高层与团队背景: 公开官网信息显示陈棋为董事长；公司具有风电装备长期研发和项目交付积累。个人教育背景、导师和核心团队详细履历未披露/待核实。</w:t>
-      </w:r>
-    </w:p>
-    <w:p>
-      <w:pPr>
-        <w:pStyle w:val="ListBullet"/>
-      </w:pPr>
-      <w:r>
-        <w:t>银行关注点: 风电整机交付金额大、供应链长、质保和保函需求强，适合围绕核心企业做上下游批量金融。</w:t>
+        <w:rPr>
+          <w:rFonts w:ascii="华文楷体" w:hAnsi="华文楷体" w:eastAsia="华文楷体"/>
+          <w:color w:val="333333"/>
+          <w:sz w:val="22"/>
+        </w:rPr>
+        <w:t>现金管理：双主业多账户管理，数字财资+资产池。</w:t>
       </w:r>
     </w:p>
     <w:p>
       <w:r>
         <w:rPr>
           <w:rFonts w:ascii="华文楷体" w:hAnsi="华文楷体" w:eastAsia="华文楷体"/>
-          <w:sz w:val="24"/>
+          <w:color w:val="333333"/>
+          <w:sz w:val="22"/>
         </w:rPr>
-        <w:t>推荐理由:</w:t>
+        <w:t>推荐产品组合：建议以人民币国际证+福费廷切入，解决横店东磁组件出口业务的低成本融资需求；配套使用付融通+数字财资，用于上游供应商账款周转和多账户资金管理。具体额度、期限待沟通。</w:t>
       </w:r>
     </w:p>
     <w:p>
       <w:r>
         <w:rPr>
           <w:rFonts w:ascii="华文楷体" w:hAnsi="华文楷体" w:eastAsia="华文楷体"/>
-          <w:sz w:val="24"/>
+          <w:color w:val="333333"/>
+          <w:sz w:val="22"/>
         </w:rPr>
-        <w:t>- 海上风电和海外风电建设加速，带动整机、塔筒、零部件和运维需求。</w:t>
+        <w:t>客户经理切入话术：横店东磁磁性材料业务现金流稳定，光伏出口业务在美元利率高企背景下融资成本压力大。人民币国际证+福费廷组合可以显著降低出口融资成本，同时磁性材料业务的稳定现金流也为整体授信提供了良好支撑。</w:t>
       </w:r>
     </w:p>
     <w:p>
       <w:r>
         <w:rPr>
           <w:rFonts w:ascii="华文楷体" w:hAnsi="华文楷体" w:eastAsia="华文楷体"/>
-          <w:sz w:val="24"/>
+          <w:color w:val="333333"/>
+          <w:sz w:val="22"/>
         </w:rPr>
-        <w:t>- 公司位于杭州，具备链主属性，可带动浙江及长三角零部件供应商获客。</w:t>
-      </w:r>
-    </w:p>
-    <w:p>
-      <w:r>
-        <w:rPr>
-          <w:rFonts w:ascii="华文楷体" w:hAnsi="华文楷体" w:eastAsia="华文楷体"/>
-          <w:sz w:val="24"/>
-        </w:rPr>
-        <w:t>- 风电项目天然需要保函、票据、订单融资和现金管理。</w:t>
-      </w:r>
-    </w:p>
-    <w:p>
-      <w:r>
-        <w:rPr>
-          <w:rFonts w:ascii="华文楷体" w:hAnsi="华文楷体" w:eastAsia="华文楷体"/>
-          <w:sz w:val="24"/>
-        </w:rPr>
-        <w:t>银行展业机会:</w:t>
-      </w:r>
-    </w:p>
-    <w:p>
-      <w:r>
-        <w:rPr>
-          <w:rFonts w:ascii="华文楷体" w:hAnsi="华文楷体" w:eastAsia="华文楷体"/>
-          <w:sz w:val="24"/>
-        </w:rPr>
-        <w:t>整机订单和项目交付 → 履约保函、预付款保函、银票、国内信用证；供应商付款和账期管理 → 付融通、商票保贴、订单融资；集团化资金管理 → 数字财资、资产池。</w:t>
-      </w:r>
-    </w:p>
-    <w:p>
-      <w:r>
-        <w:rPr>
-          <w:rFonts w:ascii="华文楷体" w:hAnsi="华文楷体" w:eastAsia="华文楷体"/>
-          <w:sz w:val="24"/>
-        </w:rPr>
-        <w:t>推荐产品组合: 建议以境内保函/分离式保函和供应链金融为主推，配套银票极速贴现、付融通、数字财资，切入风电项目投标履约和供应商付款。额度和费率待沟通。</w:t>
-      </w:r>
-    </w:p>
-    <w:p>
-      <w:r>
-        <w:rPr>
-          <w:rFonts w:ascii="华文楷体" w:hAnsi="华文楷体" w:eastAsia="华文楷体"/>
-          <w:sz w:val="24"/>
-        </w:rPr>
-        <w:t>客户经理切入话术: “风电项目从投标、采购到并网交付都有保函和票据场景，我们希望先梳理贵司重点项目和核心供应商名单，看能否做一套链主+供应商批量方案。”</w:t>
-      </w:r>
-    </w:p>
-    <w:p>
-      <w:r>
-        <w:rPr>
-          <w:rFonts w:ascii="华文楷体" w:hAnsi="华文楷体" w:eastAsia="华文楷体"/>
-          <w:sz w:val="24"/>
-        </w:rPr>
-        <w:t>风险提示: 风电项目回款、招标价格下行、原材料价格和海外项目交付风险需核实。</w:t>
-      </w:r>
-    </w:p>
-    <w:p>
-      <w:pPr>
-        <w:pStyle w:val="Heading2"/>
-      </w:pPr>
-      <w:r>
-        <w:rPr>
-          <w:rFonts w:ascii="华文楷体" w:hAnsi="华文楷体" w:eastAsia="华文楷体"/>
-        </w:rPr>
-        <w:t>企业名称：宁波容百新能源科技股份有限公司</w:t>
-      </w:r>
-    </w:p>
-    <w:p>
-      <w:pPr>
-        <w:pStyle w:val="ListBullet"/>
-      </w:pPr>
-      <w:r>
-        <w:t>推荐等级： 中</w:t>
-      </w:r>
-    </w:p>
-    <w:p>
-      <w:pPr>
-        <w:pStyle w:val="ListBullet"/>
-      </w:pPr>
-      <w:r>
-        <w:t>所属行业： 锂电正极材料</w:t>
-      </w:r>
-    </w:p>
-    <w:p>
-      <w:pPr>
-        <w:pStyle w:val="ListBullet"/>
-      </w:pPr>
-      <w:r>
-        <w:t>所在地区： 宁波/余姚</w:t>
-      </w:r>
-    </w:p>
-    <w:p>
-      <w:pPr>
-        <w:pStyle w:val="ListBullet"/>
-      </w:pPr>
-      <w:r>
-        <w:t>产业链位置： 上游材料</w:t>
-      </w:r>
-    </w:p>
-    <w:p>
-      <w:pPr>
-        <w:pStyle w:val="ListBullet"/>
-      </w:pPr>
-      <w:r>
-        <w:t>推荐方向： 流动资金 / 供应链金融 / 票据 / 跨境结算 / 风险审慎跟进</w:t>
-      </w:r>
-    </w:p>
-    <w:p>
-      <w:r>
-        <w:rPr>
-          <w:rFonts w:ascii="华文楷体" w:hAnsi="华文楷体" w:eastAsia="华文楷体"/>
-          <w:sz w:val="24"/>
-        </w:rPr>
-        <w:t>企业关键信息:</w:t>
-      </w:r>
-    </w:p>
-    <w:p>
-      <w:pPr>
-        <w:pStyle w:val="ListBullet"/>
-      </w:pPr>
-      <w:r>
-        <w:t>基本情况: 公司成立于2014年，位于宁波余姚，主营锂电池正极材料及前驱体，聚焦三元正极材料动力电池应用。</w:t>
-      </w:r>
-    </w:p>
-    <w:p>
-      <w:pPr>
-        <w:pStyle w:val="ListBullet"/>
-      </w:pPr>
-      <w:r>
-        <w:t>高层与团队背景: 创始人、董事长兼总经理白厚善长期从事锂电材料产业；公开行政处罚资料显示其为公司董事长、总经理。学校、导师等个人教育信息未披露/待核实。</w:t>
-      </w:r>
-    </w:p>
-    <w:p>
-      <w:pPr>
-        <w:pStyle w:val="ListBullet"/>
-      </w:pPr>
-      <w:r>
-        <w:t>银行关注点: 正极材料企业资金占用大、客户集中度和价格波动敏感，同时近期存在监管处罚信息，建议审慎跟进、先做结算和低风险产品。</w:t>
-      </w:r>
-    </w:p>
-    <w:p>
-      <w:r>
-        <w:rPr>
-          <w:rFonts w:ascii="华文楷体" w:hAnsi="华文楷体" w:eastAsia="华文楷体"/>
-          <w:sz w:val="24"/>
-        </w:rPr>
-        <w:t>推荐理由:</w:t>
-      </w:r>
-    </w:p>
-    <w:p>
-      <w:r>
-        <w:rPr>
-          <w:rFonts w:ascii="华文楷体" w:hAnsi="华文楷体" w:eastAsia="华文楷体"/>
-          <w:sz w:val="24"/>
-        </w:rPr>
-        <w:t>- 储能和动力电池需求回暖带动正极材料链条订单修复。</w:t>
-      </w:r>
-    </w:p>
-    <w:p>
-      <w:r>
-        <w:rPr>
-          <w:rFonts w:ascii="华文楷体" w:hAnsi="华文楷体" w:eastAsia="华文楷体"/>
-          <w:sz w:val="24"/>
-        </w:rPr>
-        <w:t>- 宁波具备锂电材料和外贸产业基础，企业处于产业链关键上游。</w:t>
-      </w:r>
-    </w:p>
-    <w:p>
-      <w:r>
-        <w:rPr>
-          <w:rFonts w:ascii="华文楷体" w:hAnsi="华文楷体" w:eastAsia="华文楷体"/>
-          <w:sz w:val="24"/>
-        </w:rPr>
-        <w:t>- 材料采购、库存和应收账款形成真实融资需求，但需严格风控。</w:t>
-      </w:r>
-    </w:p>
-    <w:p>
-      <w:r>
-        <w:rPr>
-          <w:rFonts w:ascii="华文楷体" w:hAnsi="华文楷体" w:eastAsia="华文楷体"/>
-          <w:sz w:val="24"/>
-        </w:rPr>
-        <w:t>银行展业机会:</w:t>
-      </w:r>
-    </w:p>
-    <w:p>
-      <w:r>
-        <w:rPr>
-          <w:rFonts w:ascii="华文楷体" w:hAnsi="华文楷体" w:eastAsia="华文楷体"/>
-          <w:sz w:val="24"/>
-        </w:rPr>
-        <w:t>原料采购和库存周转 → 短贷、银票、国内信用证；大客户账期 → 保理、商票贴现、付融通；若有海外业务 → 跨境结算和外币存款。鉴于公开处罚信息，建议从现金管理、票据和结算等低风险业务先行。</w:t>
-      </w:r>
-    </w:p>
-    <w:p>
-      <w:r>
-        <w:rPr>
-          <w:rFonts w:ascii="华文楷体" w:hAnsi="华文楷体" w:eastAsia="华文楷体"/>
-          <w:sz w:val="24"/>
-        </w:rPr>
-        <w:t>推荐产品组合: 建议以数字财资和银票极速贴现为主推，先切入资金管理和票据周转；在核实财报、处罚整改和客户结构后，再配套短贷、国内信用证或保理。额度、期限和准入条件待沟通。</w:t>
-      </w:r>
-    </w:p>
-    <w:p>
-      <w:r>
-        <w:rPr>
-          <w:rFonts w:ascii="华文楷体" w:hAnsi="华文楷体" w:eastAsia="华文楷体"/>
-          <w:sz w:val="24"/>
-        </w:rPr>
-        <w:t>客户经理切入话术: “我们关注到锂电材料链条有修复信号，也注意到材料企业资金占用较高。我们可以先从票据、结算和资金管理做低风险合作，再根据贵司订单和回款情况评估授信方案。”</w:t>
-      </w:r>
-    </w:p>
-    <w:p>
-      <w:r>
-        <w:rPr>
-          <w:rFonts w:ascii="华文楷体" w:hAnsi="华文楷体" w:eastAsia="华文楷体"/>
-          <w:sz w:val="24"/>
-        </w:rPr>
-        <w:t>风险提示: 已有公开监管处罚信息，需核实整改进展；同时关注镍钴锂价格、客户集中、存货跌价和现金流波动。</w:t>
+        <w:t>风险提示：暂无明显公开风险，仍需结合征信、流水、财报、合同、客户结构和实地尽调确认。光伏组件出口贸易政策变化可能影响出口收入。</w:t>
       </w:r>
     </w:p>
     <w:p>
@@ -1142,53 +1383,106 @@
       <w:r>
         <w:rPr>
           <w:rFonts w:ascii="华文楷体" w:hAnsi="华文楷体" w:eastAsia="华文楷体"/>
+          <w:b/>
+          <w:color w:val="1A568E"/>
+          <w:sz w:val="40"/>
         </w:rPr>
         <w:t>四、客户经理行动建议</w:t>
       </w:r>
     </w:p>
     <w:p>
       <w:pPr>
-        <w:pStyle w:val="ListNumber"/>
+        <w:pStyle w:val="ListBullet"/>
       </w:pPr>
       <w:r>
-        <w:t>1. 本周优先拜访杭州禾迈电力电子股份有限公司、锦浪科技股份有限公司、浙江南都电源动力股份有限公司，先从海外回款、备货采购、票据贴现和应收账款周转切入。</w:t>
+        <w:rPr>
+          <w:rFonts w:ascii="华文楷体" w:hAnsi="华文楷体" w:eastAsia="华文楷体"/>
+          <w:color w:val="333333"/>
+          <w:sz w:val="22"/>
+        </w:rPr>
+        <w:t>优先拜访正泰集团（温州）：正泰新能IPO进程中的综合金融需求集中释放，是本周最有实质进展的浙江新能源企业。建议先对接集团资金管理部门，推介数字财资+商票保贴方案。</w:t>
       </w:r>
     </w:p>
     <w:p>
       <w:pPr>
-        <w:pStyle w:val="ListNumber"/>
+        <w:pStyle w:val="ListBullet"/>
       </w:pPr>
       <w:r>
-        <w:t>2. 对运达能源科技集团股份有限公司，建议联动交易银行和供应链金融产品经理，围绕风电项目保函、核心供应商付款和资产池设计方案。</w:t>
+        <w:rPr>
+          <w:rFonts w:ascii="华文楷体" w:hAnsi="华文楷体" w:eastAsia="华文楷体"/>
+          <w:color w:val="333333"/>
+          <w:sz w:val="22"/>
+        </w:rPr>
+        <w:t>跟进锦浪科技（宁波）：绿电直连强制配储政策直接利好储能逆变器业务，海外户储和工商业储能在欧洲、澳洲持续放量。建议从跨境结算和汇率锁汇切入，建立跨境金融合作。</w:t>
       </w:r>
     </w:p>
     <w:p>
       <w:pPr>
-        <w:pStyle w:val="ListNumber"/>
+        <w:pStyle w:val="ListBullet"/>
       </w:pPr>
       <w:r>
-        <w:t>3. 对宁波容百新能源科技股份有限公司，建议审慎跟进，先做结算、票据和现金管理，授信前重点核实监管处罚整改、客户集中度、存货和应收账款。</w:t>
+        <w:rPr>
+          <w:rFonts w:ascii="华文楷体" w:hAnsi="华文楷体" w:eastAsia="华文楷体"/>
+          <w:color w:val="333333"/>
+          <w:sz w:val="22"/>
+        </w:rPr>
+        <w:t>扫客宁波零碳园区企业：宁波零碳园区政策推广，园区内分布式光伏+储能改造需求密集。建议批量对接园区管委会和入驻企业，推介"储能项目融资+绿电直连配套金融"综合方案。</w:t>
       </w:r>
     </w:p>
     <w:p>
       <w:pPr>
-        <w:pStyle w:val="ListNumber"/>
+        <w:pStyle w:val="ListBullet"/>
       </w:pPr>
       <w:r>
-        <w:t>4. 客户经理扫客可围绕“园区绿电直连/工商业储能/出口逆变器/风电供应链”四个场景准备标准话术和产品清单。</w:t>
+        <w:rPr>
+          <w:rFonts w:ascii="华文楷体" w:hAnsi="华文楷体" w:eastAsia="华文楷体"/>
+          <w:color w:val="333333"/>
+          <w:sz w:val="22"/>
+        </w:rPr>
+        <w:t>关注横店东磁（金华）：磁性材料+光伏组件双主业结构稳定，组件出口需要人民币国际证+福费廷降低融资成本。建议先对接财务部门，了解出口结算和上游供应商融资需求。</w:t>
       </w:r>
     </w:p>
     <w:p>
       <w:pPr>
-        <w:pStyle w:val="ListNumber"/>
+        <w:pStyle w:val="ListBullet"/>
       </w:pPr>
       <w:r>
-        <w:t>5. 内部建议准备三套方案包：跨境结算+平安避险，票据/付融通+订单融资，项目融资+平安租赁+数字财资。</w:t>
+        <w:rPr>
+          <w:rFonts w:ascii="华文楷体" w:hAnsi="华文楷体" w:eastAsia="华文楷体"/>
+          <w:color w:val="333333"/>
+          <w:sz w:val="22"/>
+        </w:rPr>
+        <w:t>内部联动：储能和绿电直连场景涉及产品较多（科技创新再贷款、设备租赁、付融通、跨境结算），建议联动分行产品经理，提前准备标准化方案材料。</w:t>
+      </w:r>
+    </w:p>
+    <w:p/>
+    <w:p>
+      <w:pPr>
+        <w:pStyle w:val="Heading2"/>
+      </w:pPr>
+      <w:r>
+        <w:rPr>
+          <w:rFonts w:ascii="华文楷体" w:hAnsi="华文楷体" w:eastAsia="华文楷体"/>
+          <w:b/>
+          <w:color w:val="2C3E50"/>
+          <w:sz w:val="30"/>
+        </w:rPr>
+        <w:t>资料来源</w:t>
+      </w:r>
+    </w:p>
+    <w:p>
+      <w:r>
+        <w:rPr>
+          <w:rFonts w:ascii="华文楷体" w:hAnsi="华文楷体" w:eastAsia="华文楷体"/>
+          <w:color w:val="333333"/>
+          <w:sz w:val="22"/>
+        </w:rPr>
+        <w:t>财联社电报、新华网科技、36氪快讯、东方财富网、新浪财经、国家能源局官网、国家发改委官网、时代周报、东吴证券研报、36氪（新能源产业家）、研精毕智调研报告。</w:t>
       </w:r>
     </w:p>
     <w:sectPr>
       <w:pgSz w:w="12240" w:h="15840"/>
-      <w:pgMar w:top="1440" w:right="1800" w:bottom="1440" w:left="1800" w:header="720" w:footer="720" w:gutter="0"/>
+      <w:pgMar w:top="1440" w:right="1803" w:bottom="1440" w:left="1803" w:header="720" w:footer="720" w:gutter="0"/>
       <w:cols w:space="720"/>
       <w:docGrid w:linePitch="360"/>
     </w:sectPr>
@@ -1561,7 +1855,8 @@
     <w:rsid w:val="00FC693F"/>
     <w:rPr>
       <w:rFonts w:ascii="华文楷体" w:hAnsi="华文楷体" w:eastAsia="华文楷体"/>
-      <w:sz w:val="24"/>
+      <w:color w:val="333333"/>
+      <w:sz w:val="22"/>
     </w:rPr>
   </w:style>
   <w:style w:type="paragraph" w:styleId="Header">
@@ -1580,7 +1875,6 @@
     </w:pPr>
     <w:rPr>
       <w:rFonts w:ascii="华文楷体" w:hAnsi="华文楷体" w:eastAsia="华文楷体"/>
-      <w:sz w:val="24"/>
     </w:rPr>
   </w:style>
   <w:style w:type="character" w:customStyle="1" w:styleId="HeaderChar">
@@ -1591,7 +1885,6 @@
     <w:rsid w:val="00E618BF"/>
     <w:rPr>
       <w:rFonts w:ascii="华文楷体" w:hAnsi="华文楷体" w:eastAsia="华文楷体"/>
-      <w:sz w:val="24"/>
     </w:rPr>
   </w:style>
   <w:style w:type="paragraph" w:styleId="Footer">
@@ -1610,7 +1903,6 @@
     </w:pPr>
     <w:rPr>
       <w:rFonts w:ascii="华文楷体" w:hAnsi="华文楷体" w:eastAsia="华文楷体"/>
-      <w:sz w:val="24"/>
     </w:rPr>
   </w:style>
   <w:style w:type="character" w:customStyle="1" w:styleId="FooterChar">
@@ -1621,7 +1913,6 @@
     <w:rsid w:val="00E618BF"/>
     <w:rPr>
       <w:rFonts w:ascii="华文楷体" w:hAnsi="华文楷体" w:eastAsia="华文楷体"/>
-      <w:sz w:val="24"/>
     </w:rPr>
   </w:style>
   <w:style w:type="paragraph" w:styleId="Heading1">
@@ -1643,7 +1934,7 @@
       <w:b/>
       <w:bCs/>
       <w:color w:val="365F91" w:themeColor="accent1" w:themeShade="BF"/>
-      <w:sz w:val="24"/>
+      <w:sz w:val="28"/>
       <w:szCs w:val="28"/>
     </w:rPr>
   </w:style>
@@ -1667,7 +1958,7 @@
       <w:b/>
       <w:bCs/>
       <w:color w:val="4F81BD" w:themeColor="accent1"/>
-      <w:sz w:val="24"/>
+      <w:sz w:val="26"/>
       <w:szCs w:val="26"/>
     </w:rPr>
   </w:style>
@@ -1691,7 +1982,6 @@
       <w:b/>
       <w:bCs/>
       <w:color w:val="4F81BD" w:themeColor="accent1"/>
-      <w:sz w:val="24"/>
     </w:rPr>
   </w:style>
   <w:style w:type="paragraph" w:styleId="Heading4">
@@ -1717,7 +2007,6 @@
       <w:i/>
       <w:iCs/>
       <w:color w:val="4F81BD" w:themeColor="accent1"/>
-      <w:sz w:val="24"/>
     </w:rPr>
   </w:style>
   <w:style w:type="paragraph" w:styleId="Heading5">
@@ -1739,7 +2028,6 @@
     <w:rPr>
       <w:rFonts w:asciiTheme="majorHAnsi" w:eastAsiaTheme="majorEastAsia" w:hAnsiTheme="majorHAnsi" w:cstheme="majorBidi" w:ascii="华文楷体" w:hAnsi="华文楷体" w:eastAsia="华文楷体"/>
       <w:color w:val="243F60" w:themeColor="accent1" w:themeShade="7F"/>
-      <w:sz w:val="24"/>
     </w:rPr>
   </w:style>
   <w:style w:type="paragraph" w:styleId="Heading6">
@@ -1763,7 +2051,6 @@
       <w:i/>
       <w:iCs/>
       <w:color w:val="243F60" w:themeColor="accent1" w:themeShade="7F"/>
-      <w:sz w:val="24"/>
     </w:rPr>
   </w:style>
   <w:style w:type="paragraph" w:styleId="Heading7">
@@ -1787,7 +2074,6 @@
       <w:i/>
       <w:iCs/>
       <w:color w:val="404040" w:themeColor="text1" w:themeTint="BF"/>
-      <w:sz w:val="24"/>
     </w:rPr>
   </w:style>
   <w:style w:type="paragraph" w:styleId="Heading8">
@@ -1809,7 +2095,7 @@
     <w:rPr>
       <w:rFonts w:asciiTheme="majorHAnsi" w:eastAsiaTheme="majorEastAsia" w:hAnsiTheme="majorHAnsi" w:cstheme="majorBidi" w:ascii="华文楷体" w:hAnsi="华文楷体" w:eastAsia="华文楷体"/>
       <w:color w:val="4F81BD" w:themeColor="accent1"/>
-      <w:sz w:val="24"/>
+      <w:sz w:val="20"/>
       <w:szCs w:val="20"/>
     </w:rPr>
   </w:style>
@@ -1834,7 +2120,7 @@
       <w:i/>
       <w:iCs/>
       <w:color w:val="404040" w:themeColor="text1" w:themeTint="BF"/>
-      <w:sz w:val="24"/>
+      <w:sz w:val="20"/>
       <w:szCs w:val="20"/>
     </w:rPr>
   </w:style>
@@ -1845,7 +2131,6 @@
     <w:unhideWhenUsed/>
     <w:rPr>
       <w:rFonts w:ascii="华文楷体" w:hAnsi="华文楷体" w:eastAsia="华文楷体"/>
-      <w:sz w:val="24"/>
     </w:rPr>
   </w:style>
   <w:style w:type="table" w:default="1" w:styleId="TableNormal">
@@ -1855,7 +2140,6 @@
     <w:unhideWhenUsed/>
     <w:rPr>
       <w:rFonts w:ascii="华文楷体" w:hAnsi="华文楷体" w:eastAsia="华文楷体"/>
-      <w:sz w:val="24"/>
     </w:rPr>
     <w:tblPr>
       <w:tblInd w:w="0" w:type="dxa"/>
@@ -1883,7 +2167,6 @@
     </w:pPr>
     <w:rPr>
       <w:rFonts w:ascii="华文楷体" w:hAnsi="华文楷体" w:eastAsia="华文楷体"/>
-      <w:sz w:val="24"/>
     </w:rPr>
   </w:style>
   <w:style w:type="character" w:customStyle="1" w:styleId="Heading1Char">
@@ -1897,7 +2180,7 @@
       <w:b/>
       <w:bCs/>
       <w:color w:val="365F91" w:themeColor="accent1" w:themeShade="BF"/>
-      <w:sz w:val="24"/>
+      <w:sz w:val="28"/>
       <w:szCs w:val="28"/>
     </w:rPr>
   </w:style>
@@ -1912,7 +2195,7 @@
       <w:b/>
       <w:bCs/>
       <w:color w:val="4F81BD" w:themeColor="accent1"/>
-      <w:sz w:val="24"/>
+      <w:sz w:val="26"/>
       <w:szCs w:val="26"/>
     </w:rPr>
   </w:style>
@@ -1927,7 +2210,6 @@
       <w:b/>
       <w:bCs/>
       <w:color w:val="4F81BD" w:themeColor="accent1"/>
-      <w:sz w:val="24"/>
     </w:rPr>
   </w:style>
   <w:style w:type="paragraph" w:styleId="Title">
@@ -1950,7 +2232,7 @@
       <w:color w:val="17365D" w:themeColor="text2" w:themeShade="BF"/>
       <w:spacing w:val="5"/>
       <w:kern w:val="28"/>
-      <w:sz w:val="24"/>
+      <w:sz w:val="52"/>
       <w:szCs w:val="52"/>
     </w:rPr>
   </w:style>
@@ -1965,7 +2247,7 @@
       <w:color w:val="17365D" w:themeColor="text2" w:themeShade="BF"/>
       <w:spacing w:val="5"/>
       <w:kern w:val="28"/>
-      <w:sz w:val="24"/>
+      <w:sz w:val="52"/>
       <w:szCs w:val="52"/>
     </w:rPr>
   </w:style>
@@ -2020,7 +2302,6 @@
     </w:pPr>
     <w:rPr>
       <w:rFonts w:ascii="华文楷体" w:hAnsi="华文楷体" w:eastAsia="华文楷体"/>
-      <w:sz w:val="24"/>
     </w:rPr>
   </w:style>
   <w:style w:type="paragraph" w:styleId="BodyText">
@@ -2035,7 +2316,6 @@
     </w:pPr>
     <w:rPr>
       <w:rFonts w:ascii="华文楷体" w:hAnsi="华文楷体" w:eastAsia="华文楷体"/>
-      <w:sz w:val="24"/>
     </w:rPr>
   </w:style>
   <w:style w:type="character" w:customStyle="1" w:styleId="BodyTextChar">
@@ -2046,7 +2326,6 @@
     <w:rsid w:val="00AA1D8D"/>
     <w:rPr>
       <w:rFonts w:ascii="华文楷体" w:hAnsi="华文楷体" w:eastAsia="华文楷体"/>
-      <w:sz w:val="24"/>
     </w:rPr>
   </w:style>
   <w:style w:type="paragraph" w:styleId="BodyText2">
@@ -2061,7 +2340,6 @@
     </w:pPr>
     <w:rPr>
       <w:rFonts w:ascii="华文楷体" w:hAnsi="华文楷体" w:eastAsia="华文楷体"/>
-      <w:sz w:val="24"/>
     </w:rPr>
   </w:style>
   <w:style w:type="character" w:customStyle="1" w:styleId="BodyText2Char">
@@ -2072,7 +2350,6 @@
     <w:rsid w:val="00AA1D8D"/>
     <w:rPr>
       <w:rFonts w:ascii="华文楷体" w:hAnsi="华文楷体" w:eastAsia="华文楷体"/>
-      <w:sz w:val="24"/>
     </w:rPr>
   </w:style>
   <w:style w:type="paragraph" w:styleId="BodyText3">
@@ -2087,7 +2364,7 @@
     </w:pPr>
     <w:rPr>
       <w:rFonts w:ascii="华文楷体" w:hAnsi="华文楷体" w:eastAsia="华文楷体"/>
-      <w:sz w:val="24"/>
+      <w:sz w:val="16"/>
       <w:szCs w:val="16"/>
     </w:rPr>
   </w:style>
@@ -2099,7 +2376,7 @@
     <w:rsid w:val="00AA1D8D"/>
     <w:rPr>
       <w:rFonts w:ascii="华文楷体" w:hAnsi="华文楷体" w:eastAsia="华文楷体"/>
-      <w:sz w:val="24"/>
+      <w:sz w:val="16"/>
       <w:szCs w:val="16"/>
     </w:rPr>
   </w:style>
@@ -2115,7 +2392,6 @@
     </w:pPr>
     <w:rPr>
       <w:rFonts w:ascii="华文楷体" w:hAnsi="华文楷体" w:eastAsia="华文楷体"/>
-      <w:sz w:val="24"/>
     </w:rPr>
   </w:style>
   <w:style w:type="paragraph" w:styleId="List2">
@@ -2130,7 +2406,6 @@
     </w:pPr>
     <w:rPr>
       <w:rFonts w:ascii="华文楷体" w:hAnsi="华文楷体" w:eastAsia="华文楷体"/>
-      <w:sz w:val="24"/>
     </w:rPr>
   </w:style>
   <w:style w:type="paragraph" w:styleId="List3">
@@ -2145,7 +2420,6 @@
     </w:pPr>
     <w:rPr>
       <w:rFonts w:ascii="华文楷体" w:hAnsi="华文楷体" w:eastAsia="华文楷体"/>
-      <w:sz w:val="24"/>
     </w:rPr>
   </w:style>
   <w:style w:type="paragraph" w:styleId="ListBullet">
@@ -2162,7 +2436,6 @@
     </w:pPr>
     <w:rPr>
       <w:rFonts w:ascii="华文楷体" w:hAnsi="华文楷体" w:eastAsia="华文楷体"/>
-      <w:sz w:val="24"/>
     </w:rPr>
   </w:style>
   <w:style w:type="paragraph" w:styleId="ListBullet2">
@@ -2179,7 +2452,6 @@
     </w:pPr>
     <w:rPr>
       <w:rFonts w:ascii="华文楷体" w:hAnsi="华文楷体" w:eastAsia="华文楷体"/>
-      <w:sz w:val="24"/>
     </w:rPr>
   </w:style>
   <w:style w:type="paragraph" w:styleId="ListBullet3">
@@ -2196,7 +2468,6 @@
     </w:pPr>
     <w:rPr>
       <w:rFonts w:ascii="华文楷体" w:hAnsi="华文楷体" w:eastAsia="华文楷体"/>
-      <w:sz w:val="24"/>
     </w:rPr>
   </w:style>
   <w:style w:type="paragraph" w:styleId="ListNumber">
@@ -2213,7 +2484,6 @@
     </w:pPr>
     <w:rPr>
       <w:rFonts w:ascii="华文楷体" w:hAnsi="华文楷体" w:eastAsia="华文楷体"/>
-      <w:sz w:val="24"/>
     </w:rPr>
   </w:style>
   <w:style w:type="paragraph" w:styleId="ListNumber2">
@@ -2230,7 +2500,6 @@
     </w:pPr>
     <w:rPr>
       <w:rFonts w:ascii="华文楷体" w:hAnsi="华文楷体" w:eastAsia="华文楷体"/>
-      <w:sz w:val="24"/>
     </w:rPr>
   </w:style>
   <w:style w:type="paragraph" w:styleId="ListNumber3">
@@ -2247,7 +2516,6 @@
     </w:pPr>
     <w:rPr>
       <w:rFonts w:ascii="华文楷体" w:hAnsi="华文楷体" w:eastAsia="华文楷体"/>
-      <w:sz w:val="24"/>
     </w:rPr>
   </w:style>
   <w:style w:type="paragraph" w:styleId="ListContinue">
@@ -2263,7 +2531,6 @@
     </w:pPr>
     <w:rPr>
       <w:rFonts w:ascii="华文楷体" w:hAnsi="华文楷体" w:eastAsia="华文楷体"/>
-      <w:sz w:val="24"/>
     </w:rPr>
   </w:style>
   <w:style w:type="paragraph" w:styleId="ListContinue2">
@@ -2279,7 +2546,6 @@
     </w:pPr>
     <w:rPr>
       <w:rFonts w:ascii="华文楷体" w:hAnsi="华文楷体" w:eastAsia="华文楷体"/>
-      <w:sz w:val="24"/>
     </w:rPr>
   </w:style>
   <w:style w:type="paragraph" w:styleId="ListContinue3">
@@ -2295,7 +2561,6 @@
     </w:pPr>
     <w:rPr>
       <w:rFonts w:ascii="华文楷体" w:hAnsi="华文楷体" w:eastAsia="华文楷体"/>
-      <w:sz w:val="24"/>
     </w:rPr>
   </w:style>
   <w:style w:type="paragraph" w:styleId="MacroText">
@@ -2317,7 +2582,7 @@
     </w:pPr>
     <w:rPr>
       <w:rFonts w:ascii="华文楷体" w:hAnsi="华文楷体" w:eastAsia="华文楷体"/>
-      <w:sz w:val="24"/>
+      <w:sz w:val="20"/>
       <w:szCs w:val="20"/>
     </w:rPr>
   </w:style>
@@ -2329,7 +2594,7 @@
     <w:rsid w:val="0029639D"/>
     <w:rPr>
       <w:rFonts w:ascii="华文楷体" w:hAnsi="华文楷体" w:eastAsia="华文楷体"/>
-      <w:sz w:val="24"/>
+      <w:sz w:val="20"/>
       <w:szCs w:val="20"/>
     </w:rPr>
   </w:style>
@@ -2346,7 +2611,6 @@
       <w:i/>
       <w:iCs/>
       <w:color w:val="000000" w:themeColor="text1"/>
-      <w:sz w:val="24"/>
     </w:rPr>
   </w:style>
   <w:style w:type="character" w:customStyle="1" w:styleId="QuoteChar">
@@ -2360,7 +2624,6 @@
       <w:i/>
       <w:iCs/>
       <w:color w:val="000000" w:themeColor="text1"/>
-      <w:sz w:val="24"/>
     </w:rPr>
   </w:style>
   <w:style w:type="character" w:customStyle="1" w:styleId="Heading4Char">
@@ -2377,7 +2640,6 @@
       <w:i/>
       <w:iCs/>
       <w:color w:val="4F81BD" w:themeColor="accent1"/>
-      <w:sz w:val="24"/>
     </w:rPr>
   </w:style>
   <w:style w:type="character" w:customStyle="1" w:styleId="Heading5Char">
@@ -2390,7 +2652,6 @@
     <w:rPr>
       <w:rFonts w:asciiTheme="majorHAnsi" w:eastAsiaTheme="majorEastAsia" w:hAnsiTheme="majorHAnsi" w:cstheme="majorBidi" w:ascii="华文楷体" w:hAnsi="华文楷体" w:eastAsia="华文楷体"/>
       <w:color w:val="243F60" w:themeColor="accent1" w:themeShade="7F"/>
-      <w:sz w:val="24"/>
     </w:rPr>
   </w:style>
   <w:style w:type="character" w:customStyle="1" w:styleId="Heading6Char">
@@ -2405,7 +2666,6 @@
       <w:i/>
       <w:iCs/>
       <w:color w:val="243F60" w:themeColor="accent1" w:themeShade="7F"/>
-      <w:sz w:val="24"/>
     </w:rPr>
   </w:style>
   <w:style w:type="character" w:customStyle="1" w:styleId="Heading7Char">
@@ -2420,7 +2680,6 @@
       <w:i/>
       <w:iCs/>
       <w:color w:val="404040" w:themeColor="text1" w:themeTint="BF"/>
-      <w:sz w:val="24"/>
     </w:rPr>
   </w:style>
   <w:style w:type="character" w:customStyle="1" w:styleId="Heading8Char">
@@ -2433,7 +2692,7 @@
     <w:rPr>
       <w:rFonts w:asciiTheme="majorHAnsi" w:eastAsiaTheme="majorEastAsia" w:hAnsiTheme="majorHAnsi" w:cstheme="majorBidi" w:ascii="华文楷体" w:hAnsi="华文楷体" w:eastAsia="华文楷体"/>
       <w:color w:val="4F81BD" w:themeColor="accent1"/>
-      <w:sz w:val="24"/>
+      <w:sz w:val="20"/>
       <w:szCs w:val="20"/>
     </w:rPr>
   </w:style>
@@ -2449,7 +2708,7 @@
       <w:i/>
       <w:iCs/>
       <w:color w:val="404040" w:themeColor="text1" w:themeTint="BF"/>
-      <w:sz w:val="24"/>
+      <w:sz w:val="20"/>
       <w:szCs w:val="20"/>
     </w:rPr>
   </w:style>
@@ -2470,7 +2729,7 @@
       <w:b/>
       <w:bCs/>
       <w:color w:val="4F81BD" w:themeColor="accent1"/>
-      <w:sz w:val="24"/>
+      <w:sz w:val="18"/>
       <w:szCs w:val="18"/>
     </w:rPr>
   </w:style>
@@ -2484,7 +2743,6 @@
       <w:rFonts w:ascii="华文楷体" w:hAnsi="华文楷体" w:eastAsia="华文楷体"/>
       <w:b/>
       <w:bCs/>
-      <w:sz w:val="24"/>
     </w:rPr>
   </w:style>
   <w:style w:type="character" w:styleId="Emphasis">
@@ -2497,7 +2755,6 @@
       <w:rFonts w:ascii="华文楷体" w:hAnsi="华文楷体" w:eastAsia="华文楷体"/>
       <w:i/>
       <w:iCs/>
-      <w:sz w:val="24"/>
     </w:rPr>
   </w:style>
   <w:style w:type="paragraph" w:styleId="IntenseQuote">
@@ -2522,7 +2779,6 @@
       <w:i/>
       <w:iCs/>
       <w:color w:val="4F81BD" w:themeColor="accent1"/>
-      <w:sz w:val="24"/>
     </w:rPr>
   </w:style>
   <w:style w:type="character" w:customStyle="1" w:styleId="IntenseQuoteChar">
@@ -2538,7 +2794,6 @@
       <w:i/>
       <w:iCs/>
       <w:color w:val="4F81BD" w:themeColor="accent1"/>
-      <w:sz w:val="24"/>
     </w:rPr>
   </w:style>
   <w:style w:type="character" w:styleId="SubtleEmphasis">
@@ -2552,7 +2807,6 @@
       <w:i/>
       <w:iCs/>
       <w:color w:val="808080" w:themeColor="text1" w:themeTint="7F"/>
-      <w:sz w:val="24"/>
     </w:rPr>
   </w:style>
   <w:style w:type="character" w:styleId="IntenseEmphasis">
@@ -2568,7 +2822,6 @@
       <w:i/>
       <w:iCs/>
       <w:color w:val="4F81BD" w:themeColor="accent1"/>
-      <w:sz w:val="24"/>
     </w:rPr>
   </w:style>
   <w:style w:type="character" w:styleId="SubtleReference">
@@ -2581,7 +2834,6 @@
       <w:rFonts w:ascii="华文楷体" w:hAnsi="华文楷体" w:eastAsia="华文楷体"/>
       <w:smallCaps/>
       <w:color w:val="C0504D" w:themeColor="accent2"/>
-      <w:sz w:val="24"/>
       <w:u w:val="single"/>
     </w:rPr>
   </w:style>
@@ -2598,7 +2850,6 @@
       <w:smallCaps/>
       <w:color w:val="C0504D" w:themeColor="accent2"/>
       <w:spacing w:val="5"/>
-      <w:sz w:val="24"/>
       <w:u w:val="single"/>
     </w:rPr>
   </w:style>
@@ -2614,7 +2865,6 @@
       <w:bCs/>
       <w:smallCaps/>
       <w:spacing w:val="5"/>
-      <w:sz w:val="24"/>
     </w:rPr>
   </w:style>
   <w:style w:type="paragraph" w:styleId="TOCHeading">
@@ -2631,7 +2881,6 @@
     </w:pPr>
     <w:rPr>
       <w:rFonts w:ascii="华文楷体" w:hAnsi="华文楷体" w:eastAsia="华文楷体"/>
-      <w:sz w:val="24"/>
     </w:rPr>
   </w:style>
   <w:style w:type="table" w:styleId="TableGrid">
@@ -2644,7 +2893,6 @@
     </w:pPr>
     <w:rPr>
       <w:rFonts w:ascii="华文楷体" w:hAnsi="华文楷体" w:eastAsia="华文楷体"/>
-      <w:sz w:val="24"/>
     </w:rPr>
     <w:tblPr>
       <w:tblInd w:w="0" w:type="dxa"/>
@@ -2675,7 +2923,6 @@
     <w:rPr>
       <w:rFonts w:ascii="华文楷体" w:hAnsi="华文楷体" w:eastAsia="华文楷体"/>
       <w:color w:val="000000" w:themeColor="text1" w:themeShade="BF"/>
-      <w:sz w:val="24"/>
     </w:rPr>
     <w:tblPr>
       <w:tblStyleRowBandSize w:val="1"/>
@@ -2780,7 +3027,6 @@
     <w:rPr>
       <w:rFonts w:ascii="华文楷体" w:hAnsi="华文楷体" w:eastAsia="华文楷体"/>
       <w:color w:val="365F91" w:themeColor="accent1" w:themeShade="BF"/>
-      <w:sz w:val="24"/>
     </w:rPr>
     <w:tblPr>
       <w:tblStyleRowBandSize w:val="1"/>
@@ -2885,7 +3131,6 @@
     <w:rPr>
       <w:rFonts w:ascii="华文楷体" w:hAnsi="华文楷体" w:eastAsia="华文楷体"/>
       <w:color w:val="943634" w:themeColor="accent2" w:themeShade="BF"/>
-      <w:sz w:val="24"/>
     </w:rPr>
     <w:tblPr>
       <w:tblStyleRowBandSize w:val="1"/>
@@ -2990,7 +3235,6 @@
     <w:rPr>
       <w:rFonts w:ascii="华文楷体" w:hAnsi="华文楷体" w:eastAsia="华文楷体"/>
       <w:color w:val="76923C" w:themeColor="accent3" w:themeShade="BF"/>
-      <w:sz w:val="24"/>
     </w:rPr>
     <w:tblPr>
       <w:tblStyleRowBandSize w:val="1"/>
@@ -3095,7 +3339,6 @@
     <w:rPr>
       <w:rFonts w:ascii="华文楷体" w:hAnsi="华文楷体" w:eastAsia="华文楷体"/>
       <w:color w:val="5F497A" w:themeColor="accent4" w:themeShade="BF"/>
-      <w:sz w:val="24"/>
     </w:rPr>
     <w:tblPr>
       <w:tblStyleRowBandSize w:val="1"/>
@@ -3200,7 +3443,6 @@
     <w:rPr>
       <w:rFonts w:ascii="华文楷体" w:hAnsi="华文楷体" w:eastAsia="华文楷体"/>
       <w:color w:val="31849B" w:themeColor="accent5" w:themeShade="BF"/>
-      <w:sz w:val="24"/>
     </w:rPr>
     <w:tblPr>
       <w:tblStyleRowBandSize w:val="1"/>
@@ -3305,7 +3547,6 @@
     <w:rPr>
       <w:rFonts w:ascii="华文楷体" w:hAnsi="华文楷体" w:eastAsia="华文楷体"/>
       <w:color w:val="E36C0A" w:themeColor="accent6" w:themeShade="BF"/>
-      <w:sz w:val="24"/>
     </w:rPr>
     <w:tblPr>
       <w:tblStyleRowBandSize w:val="1"/>
@@ -3409,7 +3650,6 @@
     </w:pPr>
     <w:rPr>
       <w:rFonts w:ascii="华文楷体" w:hAnsi="华文楷体" w:eastAsia="华文楷体"/>
-      <w:sz w:val="24"/>
     </w:rPr>
     <w:tblPr>
       <w:tblStyleRowBandSize w:val="1"/>
@@ -3505,7 +3745,6 @@
     </w:pPr>
     <w:rPr>
       <w:rFonts w:ascii="华文楷体" w:hAnsi="华文楷体" w:eastAsia="华文楷体"/>
-      <w:sz w:val="24"/>
     </w:rPr>
     <w:tblPr>
       <w:tblStyleRowBandSize w:val="1"/>
@@ -3601,7 +3840,6 @@
     </w:pPr>
     <w:rPr>
       <w:rFonts w:ascii="华文楷体" w:hAnsi="华文楷体" w:eastAsia="华文楷体"/>
-      <w:sz w:val="24"/>
     </w:rPr>
     <w:tblPr>
       <w:tblStyleRowBandSize w:val="1"/>
@@ -3697,7 +3935,6 @@
     </w:pPr>
     <w:rPr>
       <w:rFonts w:ascii="华文楷体" w:hAnsi="华文楷体" w:eastAsia="华文楷体"/>
-      <w:sz w:val="24"/>
     </w:rPr>
     <w:tblPr>
       <w:tblStyleRowBandSize w:val="1"/>
@@ -3793,7 +4030,6 @@
     </w:pPr>
     <w:rPr>
       <w:rFonts w:ascii="华文楷体" w:hAnsi="华文楷体" w:eastAsia="华文楷体"/>
-      <w:sz w:val="24"/>
     </w:rPr>
     <w:tblPr>
       <w:tblStyleRowBandSize w:val="1"/>
@@ -3889,7 +4125,6 @@
     </w:pPr>
     <w:rPr>
       <w:rFonts w:ascii="华文楷体" w:hAnsi="华文楷体" w:eastAsia="华文楷体"/>
-      <w:sz w:val="24"/>
     </w:rPr>
     <w:tblPr>
       <w:tblStyleRowBandSize w:val="1"/>
@@ -3985,7 +4220,6 @@
     </w:pPr>
     <w:rPr>
       <w:rFonts w:ascii="华文楷体" w:hAnsi="华文楷体" w:eastAsia="华文楷体"/>
-      <w:sz w:val="24"/>
     </w:rPr>
     <w:tblPr>
       <w:tblStyleRowBandSize w:val="1"/>
@@ -4081,7 +4315,6 @@
     </w:pPr>
     <w:rPr>
       <w:rFonts w:ascii="华文楷体" w:hAnsi="华文楷体" w:eastAsia="华文楷体"/>
-      <w:sz w:val="24"/>
     </w:rPr>
     <w:tblPr>
       <w:tblStyleRowBandSize w:val="1"/>
@@ -4215,7 +4448,6 @@
     </w:pPr>
     <w:rPr>
       <w:rFonts w:ascii="华文楷体" w:hAnsi="华文楷体" w:eastAsia="华文楷体"/>
-      <w:sz w:val="24"/>
     </w:rPr>
     <w:tblPr>
       <w:tblStyleRowBandSize w:val="1"/>
@@ -4349,7 +4581,6 @@
     </w:pPr>
     <w:rPr>
       <w:rFonts w:ascii="华文楷体" w:hAnsi="华文楷体" w:eastAsia="华文楷体"/>
-      <w:sz w:val="24"/>
     </w:rPr>
     <w:tblPr>
       <w:tblStyleRowBandSize w:val="1"/>
@@ -4483,7 +4714,6 @@
     </w:pPr>
     <w:rPr>
       <w:rFonts w:ascii="华文楷体" w:hAnsi="华文楷体" w:eastAsia="华文楷体"/>
-      <w:sz w:val="24"/>
     </w:rPr>
     <w:tblPr>
       <w:tblStyleRowBandSize w:val="1"/>
@@ -4617,7 +4847,6 @@
     </w:pPr>
     <w:rPr>
       <w:rFonts w:ascii="华文楷体" w:hAnsi="华文楷体" w:eastAsia="华文楷体"/>
-      <w:sz w:val="24"/>
     </w:rPr>
     <w:tblPr>
       <w:tblStyleRowBandSize w:val="1"/>
@@ -4751,7 +4980,6 @@
     </w:pPr>
     <w:rPr>
       <w:rFonts w:ascii="华文楷体" w:hAnsi="华文楷体" w:eastAsia="华文楷体"/>
-      <w:sz w:val="24"/>
     </w:rPr>
     <w:tblPr>
       <w:tblStyleRowBandSize w:val="1"/>
@@ -4885,7 +5113,6 @@
     </w:pPr>
     <w:rPr>
       <w:rFonts w:ascii="华文楷体" w:hAnsi="华文楷体" w:eastAsia="华文楷体"/>
-      <w:sz w:val="24"/>
     </w:rPr>
     <w:tblPr>
       <w:tblStyleRowBandSize w:val="1"/>
@@ -5019,7 +5246,6 @@
     </w:pPr>
     <w:rPr>
       <w:rFonts w:ascii="华文楷体" w:hAnsi="华文楷体" w:eastAsia="华文楷体"/>
-      <w:sz w:val="24"/>
     </w:rPr>
     <w:tblPr>
       <w:tblStyleRowBandSize w:val="1"/>
@@ -5129,7 +5355,6 @@
     </w:pPr>
     <w:rPr>
       <w:rFonts w:ascii="华文楷体" w:hAnsi="华文楷体" w:eastAsia="华文楷体"/>
-      <w:sz w:val="24"/>
     </w:rPr>
     <w:tblPr>
       <w:tblStyleRowBandSize w:val="1"/>
@@ -5239,7 +5464,6 @@
     </w:pPr>
     <w:rPr>
       <w:rFonts w:ascii="华文楷体" w:hAnsi="华文楷体" w:eastAsia="华文楷体"/>
-      <w:sz w:val="24"/>
     </w:rPr>
     <w:tblPr>
       <w:tblStyleRowBandSize w:val="1"/>
@@ -5349,7 +5573,6 @@
     </w:pPr>
     <w:rPr>
       <w:rFonts w:ascii="华文楷体" w:hAnsi="华文楷体" w:eastAsia="华文楷体"/>
-      <w:sz w:val="24"/>
     </w:rPr>
     <w:tblPr>
       <w:tblStyleRowBandSize w:val="1"/>
@@ -5459,7 +5682,6 @@
     </w:pPr>
     <w:rPr>
       <w:rFonts w:ascii="华文楷体" w:hAnsi="华文楷体" w:eastAsia="华文楷体"/>
-      <w:sz w:val="24"/>
     </w:rPr>
     <w:tblPr>
       <w:tblStyleRowBandSize w:val="1"/>
@@ -5569,7 +5791,6 @@
     </w:pPr>
     <w:rPr>
       <w:rFonts w:ascii="华文楷体" w:hAnsi="华文楷体" w:eastAsia="华文楷体"/>
-      <w:sz w:val="24"/>
     </w:rPr>
     <w:tblPr>
       <w:tblStyleRowBandSize w:val="1"/>
@@ -5679,7 +5900,6 @@
     </w:pPr>
     <w:rPr>
       <w:rFonts w:ascii="华文楷体" w:hAnsi="华文楷体" w:eastAsia="华文楷体"/>
-      <w:sz w:val="24"/>
     </w:rPr>
     <w:tblPr>
       <w:tblStyleRowBandSize w:val="1"/>
@@ -5789,7 +6009,6 @@
     </w:pPr>
     <w:rPr>
       <w:rFonts w:ascii="华文楷体" w:hAnsi="华文楷体" w:eastAsia="华文楷体"/>
-      <w:sz w:val="24"/>
     </w:rPr>
     <w:tblPr>
       <w:tblStyleRowBandSize w:val="1"/>
@@ -5942,7 +6161,6 @@
     </w:pPr>
     <w:rPr>
       <w:rFonts w:ascii="华文楷体" w:hAnsi="华文楷体" w:eastAsia="华文楷体"/>
-      <w:sz w:val="24"/>
     </w:rPr>
     <w:tblPr>
       <w:tblStyleRowBandSize w:val="1"/>
@@ -6095,7 +6313,6 @@
     </w:pPr>
     <w:rPr>
       <w:rFonts w:ascii="华文楷体" w:hAnsi="华文楷体" w:eastAsia="华文楷体"/>
-      <w:sz w:val="24"/>
     </w:rPr>
     <w:tblPr>
       <w:tblStyleRowBandSize w:val="1"/>
@@ -6248,7 +6465,6 @@
     </w:pPr>
     <w:rPr>
       <w:rFonts w:ascii="华文楷体" w:hAnsi="华文楷体" w:eastAsia="华文楷体"/>
-      <w:sz w:val="24"/>
     </w:rPr>
     <w:tblPr>
       <w:tblStyleRowBandSize w:val="1"/>
@@ -6401,7 +6617,6 @@
     </w:pPr>
     <w:rPr>
       <w:rFonts w:ascii="华文楷体" w:hAnsi="华文楷体" w:eastAsia="华文楷体"/>
-      <w:sz w:val="24"/>
     </w:rPr>
     <w:tblPr>
       <w:tblStyleRowBandSize w:val="1"/>
@@ -6554,7 +6769,6 @@
     </w:pPr>
     <w:rPr>
       <w:rFonts w:ascii="华文楷体" w:hAnsi="华文楷体" w:eastAsia="华文楷体"/>
-      <w:sz w:val="24"/>
     </w:rPr>
     <w:tblPr>
       <w:tblStyleRowBandSize w:val="1"/>
@@ -6707,7 +6921,6 @@
     </w:pPr>
     <w:rPr>
       <w:rFonts w:ascii="华文楷体" w:hAnsi="华文楷体" w:eastAsia="华文楷体"/>
-      <w:sz w:val="24"/>
     </w:rPr>
     <w:tblPr>
       <w:tblStyleRowBandSize w:val="1"/>
@@ -6861,7 +7074,6 @@
     <w:rPr>
       <w:rFonts w:ascii="华文楷体" w:hAnsi="华文楷体" w:eastAsia="华文楷体"/>
       <w:color w:val="000000" w:themeColor="text1"/>
-      <w:sz w:val="24"/>
     </w:rPr>
     <w:tblPr>
       <w:tblStyleRowBandSize w:val="1"/>
@@ -6947,7 +7159,6 @@
     <w:rPr>
       <w:rFonts w:ascii="华文楷体" w:hAnsi="华文楷体" w:eastAsia="华文楷体"/>
       <w:color w:val="000000" w:themeColor="text1"/>
-      <w:sz w:val="24"/>
     </w:rPr>
     <w:tblPr>
       <w:tblStyleRowBandSize w:val="1"/>
@@ -7033,7 +7244,6 @@
     <w:rPr>
       <w:rFonts w:ascii="华文楷体" w:hAnsi="华文楷体" w:eastAsia="华文楷体"/>
       <w:color w:val="000000" w:themeColor="text1"/>
-      <w:sz w:val="24"/>
     </w:rPr>
     <w:tblPr>
       <w:tblStyleRowBandSize w:val="1"/>
@@ -7119,7 +7329,6 @@
     <w:rPr>
       <w:rFonts w:ascii="华文楷体" w:hAnsi="华文楷体" w:eastAsia="华文楷体"/>
       <w:color w:val="000000" w:themeColor="text1"/>
-      <w:sz w:val="24"/>
     </w:rPr>
     <w:tblPr>
       <w:tblStyleRowBandSize w:val="1"/>
@@ -7205,7 +7414,6 @@
     <w:rPr>
       <w:rFonts w:ascii="华文楷体" w:hAnsi="华文楷体" w:eastAsia="华文楷体"/>
       <w:color w:val="000000" w:themeColor="text1"/>
-      <w:sz w:val="24"/>
     </w:rPr>
     <w:tblPr>
       <w:tblStyleRowBandSize w:val="1"/>
@@ -7291,7 +7499,6 @@
     <w:rPr>
       <w:rFonts w:ascii="华文楷体" w:hAnsi="华文楷体" w:eastAsia="华文楷体"/>
       <w:color w:val="000000" w:themeColor="text1"/>
-      <w:sz w:val="24"/>
     </w:rPr>
     <w:tblPr>
       <w:tblStyleRowBandSize w:val="1"/>
@@ -7377,7 +7584,6 @@
     <w:rPr>
       <w:rFonts w:ascii="华文楷体" w:hAnsi="华文楷体" w:eastAsia="华文楷体"/>
       <w:color w:val="000000" w:themeColor="text1"/>
-      <w:sz w:val="24"/>
     </w:rPr>
     <w:tblPr>
       <w:tblStyleRowBandSize w:val="1"/>
@@ -7463,7 +7669,6 @@
     <w:rPr>
       <w:rFonts w:asciiTheme="majorHAnsi" w:eastAsiaTheme="majorEastAsia" w:hAnsiTheme="majorHAnsi" w:cstheme="majorBidi" w:ascii="华文楷体" w:hAnsi="华文楷体" w:eastAsia="华文楷体"/>
       <w:color w:val="000000" w:themeColor="text1"/>
-      <w:sz w:val="24"/>
     </w:rPr>
     <w:tblPr>
       <w:tblStyleRowBandSize w:val="1"/>
@@ -7592,7 +7797,6 @@
     <w:rPr>
       <w:rFonts w:asciiTheme="majorHAnsi" w:eastAsiaTheme="majorEastAsia" w:hAnsiTheme="majorHAnsi" w:cstheme="majorBidi" w:ascii="华文楷体" w:hAnsi="华文楷体" w:eastAsia="华文楷体"/>
       <w:color w:val="000000" w:themeColor="text1"/>
-      <w:sz w:val="24"/>
     </w:rPr>
     <w:tblPr>
       <w:tblStyleRowBandSize w:val="1"/>
@@ -7721,7 +7925,6 @@
     <w:rPr>
       <w:rFonts w:asciiTheme="majorHAnsi" w:eastAsiaTheme="majorEastAsia" w:hAnsiTheme="majorHAnsi" w:cstheme="majorBidi" w:ascii="华文楷体" w:hAnsi="华文楷体" w:eastAsia="华文楷体"/>
       <w:color w:val="000000" w:themeColor="text1"/>
-      <w:sz w:val="24"/>
     </w:rPr>
     <w:tblPr>
       <w:tblStyleRowBandSize w:val="1"/>
@@ -7850,7 +8053,6 @@
     <w:rPr>
       <w:rFonts w:asciiTheme="majorHAnsi" w:eastAsiaTheme="majorEastAsia" w:hAnsiTheme="majorHAnsi" w:cstheme="majorBidi" w:ascii="华文楷体" w:hAnsi="华文楷体" w:eastAsia="华文楷体"/>
       <w:color w:val="000000" w:themeColor="text1"/>
-      <w:sz w:val="24"/>
     </w:rPr>
     <w:tblPr>
       <w:tblStyleRowBandSize w:val="1"/>
@@ -7979,7 +8181,6 @@
     <w:rPr>
       <w:rFonts w:asciiTheme="majorHAnsi" w:eastAsiaTheme="majorEastAsia" w:hAnsiTheme="majorHAnsi" w:cstheme="majorBidi" w:ascii="华文楷体" w:hAnsi="华文楷体" w:eastAsia="华文楷体"/>
       <w:color w:val="000000" w:themeColor="text1"/>
-      <w:sz w:val="24"/>
     </w:rPr>
     <w:tblPr>
       <w:tblStyleRowBandSize w:val="1"/>
@@ -8108,7 +8309,6 @@
     <w:rPr>
       <w:rFonts w:asciiTheme="majorHAnsi" w:eastAsiaTheme="majorEastAsia" w:hAnsiTheme="majorHAnsi" w:cstheme="majorBidi" w:ascii="华文楷体" w:hAnsi="华文楷体" w:eastAsia="华文楷体"/>
       <w:color w:val="000000" w:themeColor="text1"/>
-      <w:sz w:val="24"/>
     </w:rPr>
     <w:tblPr>
       <w:tblStyleRowBandSize w:val="1"/>
@@ -8237,7 +8437,6 @@
     <w:rPr>
       <w:rFonts w:asciiTheme="majorHAnsi" w:eastAsiaTheme="majorEastAsia" w:hAnsiTheme="majorHAnsi" w:cstheme="majorBidi" w:ascii="华文楷体" w:hAnsi="华文楷体" w:eastAsia="华文楷体"/>
       <w:color w:val="000000" w:themeColor="text1"/>
-      <w:sz w:val="24"/>
     </w:rPr>
     <w:tblPr>
       <w:tblStyleRowBandSize w:val="1"/>
@@ -8365,7 +8564,6 @@
     </w:pPr>
     <w:rPr>
       <w:rFonts w:ascii="华文楷体" w:hAnsi="华文楷体" w:eastAsia="华文楷体"/>
-      <w:sz w:val="24"/>
     </w:rPr>
     <w:tblPr>
       <w:tblStyleRowBandSize w:val="1"/>
@@ -8442,7 +8640,6 @@
     </w:pPr>
     <w:rPr>
       <w:rFonts w:ascii="华文楷体" w:hAnsi="华文楷体" w:eastAsia="华文楷体"/>
-      <w:sz w:val="24"/>
     </w:rPr>
     <w:tblPr>
       <w:tblStyleRowBandSize w:val="1"/>
@@ -8519,7 +8716,6 @@
     </w:pPr>
     <w:rPr>
       <w:rFonts w:ascii="华文楷体" w:hAnsi="华文楷体" w:eastAsia="华文楷体"/>
-      <w:sz w:val="24"/>
     </w:rPr>
     <w:tblPr>
       <w:tblStyleRowBandSize w:val="1"/>
@@ -8596,7 +8792,6 @@
     </w:pPr>
     <w:rPr>
       <w:rFonts w:ascii="华文楷体" w:hAnsi="华文楷体" w:eastAsia="华文楷体"/>
-      <w:sz w:val="24"/>
     </w:rPr>
     <w:tblPr>
       <w:tblStyleRowBandSize w:val="1"/>
@@ -8673,7 +8868,6 @@
     </w:pPr>
     <w:rPr>
       <w:rFonts w:ascii="华文楷体" w:hAnsi="华文楷体" w:eastAsia="华文楷体"/>
-      <w:sz w:val="24"/>
     </w:rPr>
     <w:tblPr>
       <w:tblStyleRowBandSize w:val="1"/>
@@ -8750,7 +8944,6 @@
     </w:pPr>
     <w:rPr>
       <w:rFonts w:ascii="华文楷体" w:hAnsi="华文楷体" w:eastAsia="华文楷体"/>
-      <w:sz w:val="24"/>
     </w:rPr>
     <w:tblPr>
       <w:tblStyleRowBandSize w:val="1"/>
@@ -8827,7 +9020,6 @@
     </w:pPr>
     <w:rPr>
       <w:rFonts w:ascii="华文楷体" w:hAnsi="华文楷体" w:eastAsia="华文楷体"/>
-      <w:sz w:val="24"/>
     </w:rPr>
     <w:tblPr>
       <w:tblStyleRowBandSize w:val="1"/>
@@ -8905,7 +9097,6 @@
     <w:rPr>
       <w:rFonts w:asciiTheme="majorHAnsi" w:eastAsiaTheme="majorEastAsia" w:hAnsiTheme="majorHAnsi" w:cstheme="majorBidi" w:ascii="华文楷体" w:hAnsi="华文楷体" w:eastAsia="华文楷体"/>
       <w:color w:val="000000" w:themeColor="text1"/>
-      <w:sz w:val="24"/>
     </w:rPr>
     <w:tblPr>
       <w:tblStyleRowBandSize w:val="1"/>
@@ -9031,7 +9222,6 @@
     <w:rPr>
       <w:rFonts w:asciiTheme="majorHAnsi" w:eastAsiaTheme="majorEastAsia" w:hAnsiTheme="majorHAnsi" w:cstheme="majorBidi" w:ascii="华文楷体" w:hAnsi="华文楷体" w:eastAsia="华文楷体"/>
       <w:color w:val="000000" w:themeColor="text1"/>
-      <w:sz w:val="24"/>
     </w:rPr>
     <w:tblPr>
       <w:tblStyleRowBandSize w:val="1"/>
@@ -9157,7 +9347,6 @@
     <w:rPr>
       <w:rFonts w:asciiTheme="majorHAnsi" w:eastAsiaTheme="majorEastAsia" w:hAnsiTheme="majorHAnsi" w:cstheme="majorBidi" w:ascii="华文楷体" w:hAnsi="华文楷体" w:eastAsia="华文楷体"/>
       <w:color w:val="000000" w:themeColor="text1"/>
-      <w:sz w:val="24"/>
     </w:rPr>
     <w:tblPr>
       <w:tblStyleRowBandSize w:val="1"/>
@@ -9283,7 +9472,6 @@
     <w:rPr>
       <w:rFonts w:asciiTheme="majorHAnsi" w:eastAsiaTheme="majorEastAsia" w:hAnsiTheme="majorHAnsi" w:cstheme="majorBidi" w:ascii="华文楷体" w:hAnsi="华文楷体" w:eastAsia="华文楷体"/>
       <w:color w:val="000000" w:themeColor="text1"/>
-      <w:sz w:val="24"/>
     </w:rPr>
     <w:tblPr>
       <w:tblStyleRowBandSize w:val="1"/>
@@ -9409,7 +9597,6 @@
     <w:rPr>
       <w:rFonts w:asciiTheme="majorHAnsi" w:eastAsiaTheme="majorEastAsia" w:hAnsiTheme="majorHAnsi" w:cstheme="majorBidi" w:ascii="华文楷体" w:hAnsi="华文楷体" w:eastAsia="华文楷体"/>
       <w:color w:val="000000" w:themeColor="text1"/>
-      <w:sz w:val="24"/>
     </w:rPr>
     <w:tblPr>
       <w:tblStyleRowBandSize w:val="1"/>
@@ -9535,7 +9722,6 @@
     <w:rPr>
       <w:rFonts w:asciiTheme="majorHAnsi" w:eastAsiaTheme="majorEastAsia" w:hAnsiTheme="majorHAnsi" w:cstheme="majorBidi" w:ascii="华文楷体" w:hAnsi="华文楷体" w:eastAsia="华文楷体"/>
       <w:color w:val="000000" w:themeColor="text1"/>
-      <w:sz w:val="24"/>
     </w:rPr>
     <w:tblPr>
       <w:tblStyleRowBandSize w:val="1"/>
@@ -9661,7 +9847,6 @@
     <w:rPr>
       <w:rFonts w:asciiTheme="majorHAnsi" w:eastAsiaTheme="majorEastAsia" w:hAnsiTheme="majorHAnsi" w:cstheme="majorBidi" w:ascii="华文楷体" w:hAnsi="华文楷体" w:eastAsia="华文楷体"/>
       <w:color w:val="000000" w:themeColor="text1"/>
-      <w:sz w:val="24"/>
     </w:rPr>
     <w:tblPr>
       <w:tblStyleRowBandSize w:val="1"/>
@@ -9786,7 +9971,6 @@
     </w:pPr>
     <w:rPr>
       <w:rFonts w:ascii="华文楷体" w:hAnsi="华文楷体" w:eastAsia="华文楷体"/>
-      <w:sz w:val="24"/>
     </w:rPr>
     <w:tblPr>
       <w:tblStyleRowBandSize w:val="1"/>
@@ -9931,7 +10115,6 @@
     </w:pPr>
     <w:rPr>
       <w:rFonts w:ascii="华文楷体" w:hAnsi="华文楷体" w:eastAsia="华文楷体"/>
-      <w:sz w:val="24"/>
     </w:rPr>
     <w:tblPr>
       <w:tblStyleRowBandSize w:val="1"/>
@@ -10076,7 +10259,6 @@
     </w:pPr>
     <w:rPr>
       <w:rFonts w:ascii="华文楷体" w:hAnsi="华文楷体" w:eastAsia="华文楷体"/>
-      <w:sz w:val="24"/>
     </w:rPr>
     <w:tblPr>
       <w:tblStyleRowBandSize w:val="1"/>
@@ -10221,7 +10403,6 @@
     </w:pPr>
     <w:rPr>
       <w:rFonts w:ascii="华文楷体" w:hAnsi="华文楷体" w:eastAsia="华文楷体"/>
-      <w:sz w:val="24"/>
     </w:rPr>
     <w:tblPr>
       <w:tblStyleRowBandSize w:val="1"/>
@@ -10366,7 +10547,6 @@
     </w:pPr>
     <w:rPr>
       <w:rFonts w:ascii="华文楷体" w:hAnsi="华文楷体" w:eastAsia="华文楷体"/>
-      <w:sz w:val="24"/>
     </w:rPr>
     <w:tblPr>
       <w:tblStyleRowBandSize w:val="1"/>
@@ -10511,7 +10691,6 @@
     </w:pPr>
     <w:rPr>
       <w:rFonts w:ascii="华文楷体" w:hAnsi="华文楷体" w:eastAsia="华文楷体"/>
-      <w:sz w:val="24"/>
     </w:rPr>
     <w:tblPr>
       <w:tblStyleRowBandSize w:val="1"/>
@@ -10656,7 +10835,6 @@
     </w:pPr>
     <w:rPr>
       <w:rFonts w:ascii="华文楷体" w:hAnsi="华文楷体" w:eastAsia="华文楷体"/>
-      <w:sz w:val="24"/>
     </w:rPr>
     <w:tblPr>
       <w:tblStyleRowBandSize w:val="1"/>
@@ -10802,7 +10980,6 @@
     <w:rPr>
       <w:rFonts w:ascii="华文楷体" w:hAnsi="华文楷体" w:eastAsia="华文楷体"/>
       <w:color w:val="FFFFFF" w:themeColor="background1"/>
-      <w:sz w:val="24"/>
     </w:rPr>
     <w:tblPr>
       <w:tblStyleRowBandSize w:val="1"/>
@@ -10918,7 +11095,6 @@
     <w:rPr>
       <w:rFonts w:ascii="华文楷体" w:hAnsi="华文楷体" w:eastAsia="华文楷体"/>
       <w:color w:val="FFFFFF" w:themeColor="background1"/>
-      <w:sz w:val="24"/>
     </w:rPr>
     <w:tblPr>
       <w:tblStyleRowBandSize w:val="1"/>
@@ -11034,7 +11210,6 @@
     <w:rPr>
       <w:rFonts w:ascii="华文楷体" w:hAnsi="华文楷体" w:eastAsia="华文楷体"/>
       <w:color w:val="FFFFFF" w:themeColor="background1"/>
-      <w:sz w:val="24"/>
     </w:rPr>
     <w:tblPr>
       <w:tblStyleRowBandSize w:val="1"/>
@@ -11150,7 +11325,6 @@
     <w:rPr>
       <w:rFonts w:ascii="华文楷体" w:hAnsi="华文楷体" w:eastAsia="华文楷体"/>
       <w:color w:val="FFFFFF" w:themeColor="background1"/>
-      <w:sz w:val="24"/>
     </w:rPr>
     <w:tblPr>
       <w:tblStyleRowBandSize w:val="1"/>
@@ -11266,7 +11440,6 @@
     <w:rPr>
       <w:rFonts w:ascii="华文楷体" w:hAnsi="华文楷体" w:eastAsia="华文楷体"/>
       <w:color w:val="FFFFFF" w:themeColor="background1"/>
-      <w:sz w:val="24"/>
     </w:rPr>
     <w:tblPr>
       <w:tblStyleRowBandSize w:val="1"/>
@@ -11382,7 +11555,6 @@
     <w:rPr>
       <w:rFonts w:ascii="华文楷体" w:hAnsi="华文楷体" w:eastAsia="华文楷体"/>
       <w:color w:val="FFFFFF" w:themeColor="background1"/>
-      <w:sz w:val="24"/>
     </w:rPr>
     <w:tblPr>
       <w:tblStyleRowBandSize w:val="1"/>
@@ -11498,7 +11670,6 @@
     <w:rPr>
       <w:rFonts w:ascii="华文楷体" w:hAnsi="华文楷体" w:eastAsia="华文楷体"/>
       <w:color w:val="FFFFFF" w:themeColor="background1"/>
-      <w:sz w:val="24"/>
     </w:rPr>
     <w:tblPr>
       <w:tblStyleRowBandSize w:val="1"/>
@@ -11614,7 +11785,6 @@
     <w:rPr>
       <w:rFonts w:ascii="华文楷体" w:hAnsi="华文楷体" w:eastAsia="华文楷体"/>
       <w:color w:val="000000" w:themeColor="text1"/>
-      <w:sz w:val="24"/>
     </w:rPr>
     <w:tblPr>
       <w:tblStyleRowBandSize w:val="1"/>
@@ -11738,7 +11908,6 @@
     <w:rPr>
       <w:rFonts w:ascii="华文楷体" w:hAnsi="华文楷体" w:eastAsia="华文楷体"/>
       <w:color w:val="000000" w:themeColor="text1"/>
-      <w:sz w:val="24"/>
     </w:rPr>
     <w:tblPr>
       <w:tblStyleRowBandSize w:val="1"/>
@@ -11862,7 +12031,6 @@
     <w:rPr>
       <w:rFonts w:ascii="华文楷体" w:hAnsi="华文楷体" w:eastAsia="华文楷体"/>
       <w:color w:val="000000" w:themeColor="text1"/>
-      <w:sz w:val="24"/>
     </w:rPr>
     <w:tblPr>
       <w:tblStyleRowBandSize w:val="1"/>
@@ -11986,7 +12154,6 @@
     <w:rPr>
       <w:rFonts w:ascii="华文楷体" w:hAnsi="华文楷体" w:eastAsia="华文楷体"/>
       <w:color w:val="000000" w:themeColor="text1"/>
-      <w:sz w:val="24"/>
     </w:rPr>
     <w:tblPr>
       <w:tblStyleRowBandSize w:val="1"/>
@@ -12100,7 +12267,6 @@
     <w:rPr>
       <w:rFonts w:ascii="华文楷体" w:hAnsi="华文楷体" w:eastAsia="华文楷体"/>
       <w:color w:val="000000" w:themeColor="text1"/>
-      <w:sz w:val="24"/>
     </w:rPr>
     <w:tblPr>
       <w:tblStyleRowBandSize w:val="1"/>
@@ -12224,7 +12390,6 @@
     <w:rPr>
       <w:rFonts w:ascii="华文楷体" w:hAnsi="华文楷体" w:eastAsia="华文楷体"/>
       <w:color w:val="000000" w:themeColor="text1"/>
-      <w:sz w:val="24"/>
     </w:rPr>
     <w:tblPr>
       <w:tblStyleRowBandSize w:val="1"/>
@@ -12348,7 +12513,6 @@
     <w:rPr>
       <w:rFonts w:ascii="华文楷体" w:hAnsi="华文楷体" w:eastAsia="华文楷体"/>
       <w:color w:val="000000" w:themeColor="text1"/>
-      <w:sz w:val="24"/>
     </w:rPr>
     <w:tblPr>
       <w:tblStyleRowBandSize w:val="1"/>
@@ -12472,7 +12636,6 @@
     <w:rPr>
       <w:rFonts w:ascii="华文楷体" w:hAnsi="华文楷体" w:eastAsia="华文楷体"/>
       <w:color w:val="000000" w:themeColor="text1"/>
-      <w:sz w:val="24"/>
     </w:rPr>
     <w:tblPr>
       <w:tblStyleRowBandSize w:val="1"/>
@@ -12560,7 +12723,6 @@
     <w:rPr>
       <w:rFonts w:ascii="华文楷体" w:hAnsi="华文楷体" w:eastAsia="华文楷体"/>
       <w:color w:val="000000" w:themeColor="text1"/>
-      <w:sz w:val="24"/>
     </w:rPr>
     <w:tblPr>
       <w:tblStyleRowBandSize w:val="1"/>
@@ -12648,7 +12810,6 @@
     <w:rPr>
       <w:rFonts w:ascii="华文楷体" w:hAnsi="华文楷体" w:eastAsia="华文楷体"/>
       <w:color w:val="000000" w:themeColor="text1"/>
-      <w:sz w:val="24"/>
     </w:rPr>
     <w:tblPr>
       <w:tblStyleRowBandSize w:val="1"/>
@@ -12736,7 +12897,6 @@
     <w:rPr>
       <w:rFonts w:ascii="华文楷体" w:hAnsi="华文楷体" w:eastAsia="华文楷体"/>
       <w:color w:val="000000" w:themeColor="text1"/>
-      <w:sz w:val="24"/>
     </w:rPr>
     <w:tblPr>
       <w:tblStyleRowBandSize w:val="1"/>
@@ -12824,7 +12984,6 @@
     <w:rPr>
       <w:rFonts w:ascii="华文楷体" w:hAnsi="华文楷体" w:eastAsia="华文楷体"/>
       <w:color w:val="000000" w:themeColor="text1"/>
-      <w:sz w:val="24"/>
     </w:rPr>
     <w:tblPr>
       <w:tblStyleRowBandSize w:val="1"/>
@@ -12912,7 +13071,6 @@
     <w:rPr>
       <w:rFonts w:ascii="华文楷体" w:hAnsi="华文楷体" w:eastAsia="华文楷体"/>
       <w:color w:val="000000" w:themeColor="text1"/>
-      <w:sz w:val="24"/>
     </w:rPr>
     <w:tblPr>
       <w:tblStyleRowBandSize w:val="1"/>
@@ -13000,7 +13158,6 @@
     <w:rPr>
       <w:rFonts w:ascii="华文楷体" w:hAnsi="华文楷体" w:eastAsia="华文楷体"/>
       <w:color w:val="000000" w:themeColor="text1"/>
-      <w:sz w:val="24"/>
     </w:rPr>
     <w:tblPr>
       <w:tblStyleRowBandSize w:val="1"/>
@@ -13088,7 +13245,6 @@
     <w:rPr>
       <w:rFonts w:ascii="华文楷体" w:hAnsi="华文楷体" w:eastAsia="华文楷体"/>
       <w:color w:val="000000" w:themeColor="text1"/>
-      <w:sz w:val="24"/>
     </w:rPr>
     <w:tblPr>
       <w:tblStyleRowBandSize w:val="1"/>
@@ -13170,7 +13326,6 @@
     <w:rPr>
       <w:rFonts w:ascii="华文楷体" w:hAnsi="华文楷体" w:eastAsia="华文楷体"/>
       <w:color w:val="000000" w:themeColor="text1"/>
-      <w:sz w:val="24"/>
     </w:rPr>
     <w:tblPr>
       <w:tblStyleRowBandSize w:val="1"/>
@@ -13252,7 +13407,6 @@
     <w:rPr>
       <w:rFonts w:ascii="华文楷体" w:hAnsi="华文楷体" w:eastAsia="华文楷体"/>
       <w:color w:val="000000" w:themeColor="text1"/>
-      <w:sz w:val="24"/>
     </w:rPr>
     <w:tblPr>
       <w:tblStyleRowBandSize w:val="1"/>
@@ -13334,7 +13488,6 @@
     <w:rPr>
       <w:rFonts w:ascii="华文楷体" w:hAnsi="华文楷体" w:eastAsia="华文楷体"/>
       <w:color w:val="000000" w:themeColor="text1"/>
-      <w:sz w:val="24"/>
     </w:rPr>
     <w:tblPr>
       <w:tblStyleRowBandSize w:val="1"/>
@@ -13416,7 +13569,6 @@
     <w:rPr>
       <w:rFonts w:ascii="华文楷体" w:hAnsi="华文楷体" w:eastAsia="华文楷体"/>
       <w:color w:val="000000" w:themeColor="text1"/>
-      <w:sz w:val="24"/>
     </w:rPr>
     <w:tblPr>
       <w:tblStyleRowBandSize w:val="1"/>
@@ -13498,7 +13650,6 @@
     <w:rPr>
       <w:rFonts w:ascii="华文楷体" w:hAnsi="华文楷体" w:eastAsia="华文楷体"/>
       <w:color w:val="000000" w:themeColor="text1"/>
-      <w:sz w:val="24"/>
     </w:rPr>
     <w:tblPr>
       <w:tblStyleRowBandSize w:val="1"/>
@@ -13580,7 +13731,6 @@
     <w:rPr>
       <w:rFonts w:ascii="华文楷体" w:hAnsi="华文楷体" w:eastAsia="华文楷体"/>
       <w:color w:val="000000" w:themeColor="text1"/>
-      <w:sz w:val="24"/>
     </w:rPr>
     <w:tblPr>
       <w:tblStyleRowBandSize w:val="1"/>
